--- a/datasheet_gen/word_templates/RS_RI.docx
+++ b/datasheet_gen/word_templates/RS_RI.docx
@@ -2304,1021 +2304,395 @@
         <w:gridCol w:w="694"/>
       </w:tblGrid>
       <w:tr>
-        <w:trPr>
-          <w:trHeight w:val="283"/>
-          <w:jc w:val="center"/>
-        </w:trPr>
-        <w:tc>
-          <w:tcPr>
-            <w:tcW w:w="918" w:type="pct"/>
-            <w:vMerge w:val="restart"/>
-            <w:tcBorders>
-              <w:top w:val="single" w:sz="4" w:space="0" w:color="auto"/>
-              <w:left w:val="single" w:sz="4" w:space="0" w:color="auto"/>
-              <w:right w:val="single" w:sz="4" w:space="0" w:color="auto"/>
-            </w:tcBorders>
-            <w:vAlign w:val="center"/>
-            <w:hideMark/>
-          </w:tcPr>
-          <w:p>
-            <w:pPr>
-              <w:spacing w:after="0" w:line="240" w:lineRule="auto"/>
-              <w:jc w:val="center"/>
-              <w:rPr>
-                <w:rFonts w:ascii="Arial" w:eastAsia="Times New Roman" w:hAnsi="Arial" w:cs="Arial"/>
-                <w:b/>
-                <w:bCs/>
-                <w:color w:val="000000"/>
-                <w:kern w:val="0"/>
-                <w:lang w:eastAsia="en-IN"/>
-                <w14:ligatures w14:val="none"/>
-              </w:rPr>
-            </w:pPr>
-            <w:r>
-              <w:rPr>
-                <w:rFonts w:ascii="Arial" w:eastAsia="Times New Roman" w:hAnsi="Arial" w:cs="Arial"/>
-                <w:b/>
-                <w:bCs/>
-                <w:color w:val="000000"/>
-                <w:kern w:val="0"/>
-                <w:lang w:val="en-US" w:eastAsia="en-IN"/>
-                <w14:ligatures w14:val="none"/>
-              </w:rPr>
-              <w:t>Frequency</w:t>
-            </w:r>
-          </w:p>
-          <w:p>
-            <w:pPr>
-              <w:spacing w:after="0" w:line="240" w:lineRule="auto"/>
-              <w:jc w:val="center"/>
-              <w:rPr>
-                <w:rFonts w:ascii="Arial" w:eastAsia="Times New Roman" w:hAnsi="Arial" w:cs="Arial"/>
-                <w:b/>
-                <w:bCs/>
-                <w:color w:val="000000"/>
-                <w:kern w:val="0"/>
-                <w:lang w:eastAsia="en-IN"/>
-                <w14:ligatures w14:val="none"/>
-              </w:rPr>
-            </w:pPr>
-            <w:r>
-              <w:rPr>
-                <w:rFonts w:ascii="Arial" w:eastAsia="Times New Roman" w:hAnsi="Arial" w:cs="Arial"/>
-                <w:b/>
-                <w:bCs/>
-                <w:color w:val="000000"/>
-                <w:kern w:val="0"/>
-                <w:lang w:val="en-US" w:eastAsia="en-IN"/>
-                <w14:ligatures w14:val="none"/>
-              </w:rPr>
-              <w:t>(MHz)</w:t>
-            </w:r>
-          </w:p>
-        </w:tc>
-        <w:tc>
-          <w:tcPr>
-            <w:tcW w:w="536" w:type="pct"/>
-            <w:vMerge w:val="restart"/>
-            <w:tcBorders>
-              <w:top w:val="single" w:sz="4" w:space="0" w:color="auto"/>
-              <w:left w:val="nil"/>
-              <w:right w:val="single" w:sz="4" w:space="0" w:color="auto"/>
-            </w:tcBorders>
-            <w:vAlign w:val="center"/>
-            <w:hideMark/>
+        <w:tc>
+          <w:tcPr>
+            <w:tcW w:type="dxa" w:w="1656"/>
           </w:tcPr>
           <w:p>
             <w:r/>
             <w:r>
-              <w:t>{{ frequency_2 }}</w:t>
-            </w:r>
-          </w:p>
-        </w:tc>
-        <w:tc>
-          <w:tcPr>
-            <w:tcW w:w="439" w:type="pct"/>
-            <w:vMerge w:val="restart"/>
-            <w:tcBorders>
-              <w:top w:val="single" w:sz="4" w:space="0" w:color="auto"/>
-              <w:left w:val="nil"/>
-              <w:right w:val="single" w:sz="4" w:space="0" w:color="auto"/>
-            </w:tcBorders>
-            <w:vAlign w:val="center"/>
-            <w:hideMark/>
+              <w:t>Frequency (MHz)</w:t>
+            </w:r>
+          </w:p>
+        </w:tc>
+        <w:tc>
+          <w:tcPr>
+            <w:tcW w:type="dxa" w:w="968"/>
           </w:tcPr>
           <w:p>
             <w:r/>
+            <w:r>
+              <w:t>Test level (V/m)</w:t>
+            </w:r>
+          </w:p>
+        </w:tc>
+        <w:tc>
+          <w:tcPr>
+            <w:tcW w:type="dxa" w:w="792"/>
+          </w:tcPr>
+          <w:p>
             <w:r/>
-          </w:p>
-        </w:tc>
-        <w:tc>
-          <w:tcPr>
-            <w:tcW w:w="1554" w:type="pct"/>
-            <w:gridSpan w:val="4"/>
-            <w:tcBorders>
-              <w:top w:val="single" w:sz="4" w:space="0" w:color="auto"/>
-              <w:left w:val="nil"/>
-              <w:bottom w:val="single" w:sz="4" w:space="0" w:color="auto"/>
-              <w:right w:val="single" w:sz="4" w:space="0" w:color="auto"/>
-            </w:tcBorders>
-            <w:vAlign w:val="center"/>
-            <w:hideMark/>
+            <w:r>
+              <w:t>Dwell time (s)</w:t>
+            </w:r>
+          </w:p>
+        </w:tc>
+        <w:tc>
+          <w:tcPr>
+            <w:tcW w:type="dxa" w:w="700"/>
           </w:tcPr>
           <w:p>
             <w:r/>
+            <w:r>
+              <w:t>H-Pol 0°</w:t>
+            </w:r>
+          </w:p>
+        </w:tc>
+        <w:tc>
+          <w:tcPr>
+            <w:tcW w:type="dxa" w:w="701"/>
+          </w:tcPr>
+          <w:p>
             <w:r/>
-          </w:p>
-        </w:tc>
-        <w:tc>
-          <w:tcPr>
-            <w:tcW w:w="1552" w:type="pct"/>
-            <w:gridSpan w:val="4"/>
-            <w:tcBorders>
-              <w:top w:val="single" w:sz="4" w:space="0" w:color="auto"/>
-              <w:left w:val="nil"/>
-              <w:bottom w:val="single" w:sz="4" w:space="0" w:color="auto"/>
-              <w:right w:val="single" w:sz="4" w:space="0" w:color="auto"/>
-            </w:tcBorders>
-            <w:vAlign w:val="center"/>
-            <w:hideMark/>
+            <w:r>
+              <w:t>H-Pol 90°</w:t>
+            </w:r>
+          </w:p>
+        </w:tc>
+        <w:tc>
+          <w:tcPr>
+            <w:tcW w:type="dxa" w:w="701"/>
           </w:tcPr>
           <w:p>
             <w:r/>
+            <w:r>
+              <w:t>H-Pol 180°</w:t>
+            </w:r>
+          </w:p>
+        </w:tc>
+        <w:tc>
+          <w:tcPr>
+            <w:tcW w:type="dxa" w:w="701"/>
+          </w:tcPr>
+          <w:p>
             <w:r/>
+            <w:r>
+              <w:t>H-Pol 270°</w:t>
+            </w:r>
+          </w:p>
+        </w:tc>
+        <w:tc>
+          <w:tcPr>
+            <w:tcW w:type="dxa" w:w="701"/>
+          </w:tcPr>
+          <w:p>
+            <w:r/>
+            <w:r>
+              <w:t>V-Pol 0°</w:t>
+            </w:r>
+          </w:p>
+        </w:tc>
+        <w:tc>
+          <w:tcPr>
+            <w:tcW w:type="dxa" w:w="701"/>
+          </w:tcPr>
+          <w:p>
+            <w:r/>
+            <w:r>
+              <w:t>V-Pol 90°</w:t>
+            </w:r>
+          </w:p>
+        </w:tc>
+        <w:tc>
+          <w:tcPr>
+            <w:tcW w:type="dxa" w:w="701"/>
+          </w:tcPr>
+          <w:p>
+            <w:r/>
+            <w:r>
+              <w:t>V-Pol 180°</w:t>
+            </w:r>
+          </w:p>
+        </w:tc>
+        <w:tc>
+          <w:tcPr>
+            <w:tcW w:type="dxa" w:w="694"/>
+          </w:tcPr>
+          <w:p>
+            <w:r/>
+            <w:r>
+              <w:t>V-Pol 270°</w:t>
+            </w:r>
           </w:p>
         </w:tc>
       </w:tr>
       <w:tr>
-        <w:trPr>
-          <w:trHeight w:val="283"/>
-          <w:jc w:val="center"/>
-        </w:trPr>
-        <w:tc>
-          <w:tcPr>
-            <w:tcW w:w="918" w:type="pct"/>
-            <w:vMerge/>
-            <w:tcBorders>
-              <w:left w:val="single" w:sz="4" w:space="0" w:color="auto"/>
-              <w:bottom w:val="single" w:sz="4" w:space="0" w:color="auto"/>
-              <w:right w:val="single" w:sz="4" w:space="0" w:color="auto"/>
-            </w:tcBorders>
-            <w:vAlign w:val="center"/>
-            <w:hideMark/>
-          </w:tcPr>
-          <w:p>
-            <w:pPr>
-              <w:spacing w:after="0" w:line="240" w:lineRule="auto"/>
-              <w:jc w:val="center"/>
-              <w:rPr>
-                <w:rFonts w:ascii="Arial" w:eastAsia="Times New Roman" w:hAnsi="Arial" w:cs="Arial"/>
-                <w:b/>
-                <w:bCs/>
-                <w:color w:val="000000"/>
-                <w:kern w:val="0"/>
-                <w:lang w:eastAsia="en-IN"/>
-                <w14:ligatures w14:val="none"/>
-              </w:rPr>
-            </w:pPr>
-          </w:p>
-        </w:tc>
-        <w:tc>
-          <w:tcPr>
-            <w:tcW w:w="536" w:type="pct"/>
-            <w:vMerge/>
-            <w:tcBorders>
-              <w:left w:val="nil"/>
-              <w:bottom w:val="single" w:sz="4" w:space="0" w:color="auto"/>
-              <w:right w:val="single" w:sz="4" w:space="0" w:color="auto"/>
-            </w:tcBorders>
-            <w:vAlign w:val="center"/>
-            <w:hideMark/>
-          </w:tcPr>
-          <w:p>
-            <w:pPr>
-              <w:spacing w:after="0" w:line="240" w:lineRule="auto"/>
-              <w:jc w:val="center"/>
-              <w:rPr>
-                <w:rFonts w:ascii="Arial" w:eastAsia="Times New Roman" w:hAnsi="Arial" w:cs="Arial"/>
-                <w:b/>
-                <w:bCs/>
-                <w:color w:val="000000"/>
-                <w:kern w:val="0"/>
-                <w:lang w:eastAsia="en-IN"/>
-                <w14:ligatures w14:val="none"/>
-              </w:rPr>
-            </w:pPr>
-          </w:p>
-        </w:tc>
-        <w:tc>
-          <w:tcPr>
-            <w:tcW w:w="439" w:type="pct"/>
-            <w:vMerge/>
-            <w:tcBorders>
-              <w:left w:val="nil"/>
-              <w:bottom w:val="single" w:sz="4" w:space="0" w:color="auto"/>
-              <w:right w:val="single" w:sz="4" w:space="0" w:color="auto"/>
-            </w:tcBorders>
-            <w:vAlign w:val="center"/>
-            <w:hideMark/>
-          </w:tcPr>
-          <w:p>
-            <w:pPr>
-              <w:spacing w:after="0" w:line="240" w:lineRule="auto"/>
-              <w:jc w:val="center"/>
-              <w:rPr>
-                <w:rFonts w:ascii="Arial" w:eastAsia="Times New Roman" w:hAnsi="Arial" w:cs="Arial"/>
-                <w:b/>
-                <w:bCs/>
-                <w:color w:val="000000"/>
-                <w:kern w:val="0"/>
-                <w:lang w:eastAsia="en-IN"/>
-                <w14:ligatures w14:val="none"/>
-              </w:rPr>
-            </w:pPr>
-          </w:p>
-        </w:tc>
-        <w:tc>
-          <w:tcPr>
-            <w:tcW w:w="388" w:type="pct"/>
-            <w:tcBorders>
-              <w:top w:val="nil"/>
-              <w:left w:val="nil"/>
-              <w:bottom w:val="single" w:sz="4" w:space="0" w:color="auto"/>
-              <w:right w:val="single" w:sz="4" w:space="0" w:color="auto"/>
-            </w:tcBorders>
-            <w:vAlign w:val="center"/>
-            <w:hideMark/>
+        <w:tc>
+          <w:tcPr>
+            <w:tcW w:type="dxa" w:w="1656"/>
           </w:tcPr>
           <w:p>
             <w:r/>
-            <w:r/>
-          </w:p>
-        </w:tc>
-        <w:tc>
-          <w:tcPr>
-            <w:tcW w:w="389" w:type="pct"/>
-            <w:tcBorders>
-              <w:top w:val="nil"/>
-              <w:left w:val="nil"/>
-              <w:bottom w:val="single" w:sz="4" w:space="0" w:color="auto"/>
-              <w:right w:val="single" w:sz="4" w:space="0" w:color="auto"/>
-            </w:tcBorders>
-            <w:vAlign w:val="center"/>
-            <w:hideMark/>
-          </w:tcPr>
-          <w:p>
-            <w:r/>
-            <w:r/>
-          </w:p>
-        </w:tc>
-        <w:tc>
-          <w:tcPr>
-            <w:tcW w:w="389" w:type="pct"/>
-            <w:tcBorders>
-              <w:top w:val="nil"/>
-              <w:left w:val="nil"/>
-              <w:bottom w:val="single" w:sz="4" w:space="0" w:color="auto"/>
-              <w:right w:val="single" w:sz="4" w:space="0" w:color="auto"/>
-            </w:tcBorders>
-            <w:vAlign w:val="center"/>
-            <w:hideMark/>
-          </w:tcPr>
-          <w:p>
-            <w:r/>
-            <w:r/>
-          </w:p>
-        </w:tc>
-        <w:tc>
-          <w:tcPr>
-            <w:tcW w:w="389" w:type="pct"/>
-            <w:tcBorders>
-              <w:top w:val="nil"/>
-              <w:left w:val="nil"/>
-              <w:bottom w:val="single" w:sz="4" w:space="0" w:color="auto"/>
-              <w:right w:val="single" w:sz="4" w:space="0" w:color="auto"/>
-            </w:tcBorders>
-            <w:vAlign w:val="center"/>
-            <w:hideMark/>
-          </w:tcPr>
-          <w:p>
-            <w:r/>
-            <w:r/>
-          </w:p>
-        </w:tc>
-        <w:tc>
-          <w:tcPr>
-            <w:tcW w:w="389" w:type="pct"/>
-            <w:tcBorders>
-              <w:top w:val="nil"/>
-              <w:left w:val="nil"/>
-              <w:bottom w:val="single" w:sz="4" w:space="0" w:color="auto"/>
-              <w:right w:val="single" w:sz="4" w:space="0" w:color="auto"/>
-            </w:tcBorders>
-            <w:vAlign w:val="center"/>
-            <w:hideMark/>
-          </w:tcPr>
-          <w:p>
-            <w:r/>
-            <w:r/>
-          </w:p>
-        </w:tc>
-        <w:tc>
-          <w:tcPr>
-            <w:tcW w:w="389" w:type="pct"/>
-            <w:tcBorders>
-              <w:top w:val="nil"/>
-              <w:left w:val="nil"/>
-              <w:bottom w:val="single" w:sz="4" w:space="0" w:color="auto"/>
-              <w:right w:val="single" w:sz="4" w:space="0" w:color="auto"/>
-            </w:tcBorders>
-            <w:vAlign w:val="center"/>
-            <w:hideMark/>
-          </w:tcPr>
-          <w:p>
-            <w:r/>
-            <w:r/>
-          </w:p>
-        </w:tc>
-        <w:tc>
-          <w:tcPr>
-            <w:tcW w:w="389" w:type="pct"/>
-            <w:tcBorders>
-              <w:top w:val="nil"/>
-              <w:left w:val="nil"/>
-              <w:bottom w:val="single" w:sz="4" w:space="0" w:color="auto"/>
-              <w:right w:val="single" w:sz="4" w:space="0" w:color="auto"/>
-            </w:tcBorders>
-            <w:vAlign w:val="center"/>
-            <w:hideMark/>
-          </w:tcPr>
-          <w:p>
-            <w:r/>
-            <w:r/>
-          </w:p>
-        </w:tc>
-        <w:tc>
-          <w:tcPr>
-            <w:tcW w:w="386" w:type="pct"/>
-            <w:tcBorders>
-              <w:top w:val="nil"/>
-              <w:left w:val="nil"/>
-              <w:bottom w:val="single" w:sz="4" w:space="0" w:color="auto"/>
-              <w:right w:val="single" w:sz="4" w:space="0" w:color="auto"/>
-            </w:tcBorders>
-            <w:vAlign w:val="center"/>
-            <w:hideMark/>
-          </w:tcPr>
-          <w:p>
-            <w:r/>
-            <w:r/>
-          </w:p>
+            <w:r>
+              <w:t>{%tr for r in obs_rs %}</w:t>
+            </w:r>
+          </w:p>
+        </w:tc>
+        <w:tc>
+          <w:tcPr>
+            <w:tcW w:type="dxa" w:w="968"/>
+          </w:tcPr>
+          <w:p/>
+        </w:tc>
+        <w:tc>
+          <w:tcPr>
+            <w:tcW w:type="dxa" w:w="792"/>
+          </w:tcPr>
+          <w:p/>
+        </w:tc>
+        <w:tc>
+          <w:tcPr>
+            <w:tcW w:type="dxa" w:w="700"/>
+          </w:tcPr>
+          <w:p/>
+        </w:tc>
+        <w:tc>
+          <w:tcPr>
+            <w:tcW w:type="dxa" w:w="701"/>
+          </w:tcPr>
+          <w:p/>
+        </w:tc>
+        <w:tc>
+          <w:tcPr>
+            <w:tcW w:type="dxa" w:w="701"/>
+          </w:tcPr>
+          <w:p/>
+        </w:tc>
+        <w:tc>
+          <w:tcPr>
+            <w:tcW w:type="dxa" w:w="701"/>
+          </w:tcPr>
+          <w:p/>
+        </w:tc>
+        <w:tc>
+          <w:tcPr>
+            <w:tcW w:type="dxa" w:w="701"/>
+          </w:tcPr>
+          <w:p/>
+        </w:tc>
+        <w:tc>
+          <w:tcPr>
+            <w:tcW w:type="dxa" w:w="701"/>
+          </w:tcPr>
+          <w:p/>
+        </w:tc>
+        <w:tc>
+          <w:tcPr>
+            <w:tcW w:type="dxa" w:w="701"/>
+          </w:tcPr>
+          <w:p/>
+        </w:tc>
+        <w:tc>
+          <w:tcPr>
+            <w:tcW w:type="dxa" w:w="694"/>
+          </w:tcPr>
+          <w:p/>
         </w:tc>
       </w:tr>
       <w:tr>
-        <w:trPr>
-          <w:trHeight w:val="283"/>
-          <w:jc w:val="center"/>
-        </w:trPr>
-        <w:tc>
-          <w:tcPr>
-            <w:tcW w:w="918" w:type="pct"/>
-            <w:tcBorders>
-              <w:top w:val="nil"/>
-              <w:left w:val="single" w:sz="4" w:space="0" w:color="auto"/>
-              <w:bottom w:val="single" w:sz="4" w:space="0" w:color="auto"/>
-              <w:right w:val="single" w:sz="4" w:space="0" w:color="auto"/>
-            </w:tcBorders>
-            <w:vAlign w:val="center"/>
-          </w:tcPr>
-          <w:p>
-            <w:pPr>
-              <w:spacing w:after="0" w:line="240" w:lineRule="auto"/>
-              <w:jc w:val="center"/>
-              <w:rPr>
-                <w:rFonts w:ascii="Arial" w:eastAsia="Times New Roman" w:hAnsi="Arial" w:cs="Arial"/>
-                <w:b/>
-                <w:bCs/>
-                <w:color w:val="000000"/>
-                <w:kern w:val="0"/>
-                <w:lang w:val="en-US" w:eastAsia="en-IN"/>
-                <w14:ligatures w14:val="none"/>
-              </w:rPr>
-            </w:pPr>
-            <w:r>
-              <w:rPr>
-                <w:rFonts w:ascii="Arial" w:eastAsia="Times New Roman" w:hAnsi="Arial" w:cs="Arial"/>
-                <w:color w:val="000000"/>
-                <w:kern w:val="0"/>
-                <w:lang w:eastAsia="en-IN"/>
-                <w14:ligatures w14:val="none"/>
-              </w:rPr>
-              <w:t>80 to 1000</w:t>
-            </w:r>
-          </w:p>
-        </w:tc>
-        <w:tc>
-          <w:tcPr>
-            <w:tcW w:w="536" w:type="pct"/>
-            <w:tcBorders>
-              <w:top w:val="nil"/>
-              <w:left w:val="nil"/>
-              <w:bottom w:val="single" w:sz="4" w:space="0" w:color="auto"/>
-              <w:right w:val="single" w:sz="4" w:space="0" w:color="auto"/>
-            </w:tcBorders>
-            <w:vAlign w:val="center"/>
+        <w:tc>
+          <w:tcPr>
+            <w:tcW w:type="dxa" w:w="1656"/>
           </w:tcPr>
           <w:p>
             <w:r/>
             <w:r>
-              <w:t>{{ f_80_to_1000 }}</w:t>
-            </w:r>
-          </w:p>
-        </w:tc>
-        <w:tc>
-          <w:tcPr>
-            <w:tcW w:w="439" w:type="pct"/>
-            <w:tcBorders>
-              <w:top w:val="nil"/>
-              <w:left w:val="nil"/>
-              <w:bottom w:val="single" w:sz="4" w:space="0" w:color="auto"/>
-              <w:right w:val="single" w:sz="4" w:space="0" w:color="auto"/>
-            </w:tcBorders>
-            <w:vAlign w:val="center"/>
+              <w:t>{{ r.c0 }}</w:t>
+            </w:r>
+          </w:p>
+        </w:tc>
+        <w:tc>
+          <w:tcPr>
+            <w:tcW w:type="dxa" w:w="968"/>
           </w:tcPr>
           <w:p>
             <w:r/>
+            <w:r>
+              <w:t>{{ r.c1 }}</w:t>
+            </w:r>
+          </w:p>
+        </w:tc>
+        <w:tc>
+          <w:tcPr>
+            <w:tcW w:type="dxa" w:w="792"/>
+          </w:tcPr>
+          <w:p>
             <w:r/>
-          </w:p>
-        </w:tc>
-        <w:tc>
-          <w:tcPr>
-            <w:tcW w:w="388" w:type="pct"/>
-            <w:tcBorders>
-              <w:top w:val="nil"/>
-              <w:left w:val="nil"/>
-              <w:bottom w:val="single" w:sz="4" w:space="0" w:color="auto"/>
-              <w:right w:val="single" w:sz="4" w:space="0" w:color="auto"/>
-            </w:tcBorders>
-            <w:vAlign w:val="center"/>
+            <w:r>
+              <w:t>{{ r.c2 }}</w:t>
+            </w:r>
+          </w:p>
+        </w:tc>
+        <w:tc>
+          <w:tcPr>
+            <w:tcW w:type="dxa" w:w="700"/>
           </w:tcPr>
           <w:p>
             <w:r/>
+            <w:r>
+              <w:t>{{ r.c3 }}</w:t>
+            </w:r>
+          </w:p>
+        </w:tc>
+        <w:tc>
+          <w:tcPr>
+            <w:tcW w:type="dxa" w:w="701"/>
+          </w:tcPr>
+          <w:p>
             <w:r/>
-          </w:p>
-        </w:tc>
-        <w:tc>
-          <w:tcPr>
-            <w:tcW w:w="389" w:type="pct"/>
-            <w:tcBorders>
-              <w:top w:val="nil"/>
-              <w:left w:val="nil"/>
-              <w:bottom w:val="single" w:sz="4" w:space="0" w:color="auto"/>
-              <w:right w:val="single" w:sz="4" w:space="0" w:color="auto"/>
-            </w:tcBorders>
-            <w:vAlign w:val="center"/>
+            <w:r>
+              <w:t>{{ r.c4 }}</w:t>
+            </w:r>
+          </w:p>
+        </w:tc>
+        <w:tc>
+          <w:tcPr>
+            <w:tcW w:type="dxa" w:w="701"/>
           </w:tcPr>
           <w:p>
             <w:r/>
+            <w:r>
+              <w:t>{{ r.c5 }}</w:t>
+            </w:r>
+          </w:p>
+        </w:tc>
+        <w:tc>
+          <w:tcPr>
+            <w:tcW w:type="dxa" w:w="701"/>
+          </w:tcPr>
+          <w:p>
             <w:r/>
-          </w:p>
-        </w:tc>
-        <w:tc>
-          <w:tcPr>
-            <w:tcW w:w="389" w:type="pct"/>
-            <w:tcBorders>
-              <w:top w:val="nil"/>
-              <w:left w:val="nil"/>
-              <w:bottom w:val="single" w:sz="4" w:space="0" w:color="auto"/>
-              <w:right w:val="single" w:sz="4" w:space="0" w:color="auto"/>
-            </w:tcBorders>
-            <w:vAlign w:val="center"/>
+            <w:r>
+              <w:t>{{ r.c6 }}</w:t>
+            </w:r>
+          </w:p>
+        </w:tc>
+        <w:tc>
+          <w:tcPr>
+            <w:tcW w:type="dxa" w:w="701"/>
           </w:tcPr>
           <w:p>
             <w:r/>
+            <w:r>
+              <w:t>{{ r.c7 }}</w:t>
+            </w:r>
+          </w:p>
+        </w:tc>
+        <w:tc>
+          <w:tcPr>
+            <w:tcW w:type="dxa" w:w="701"/>
+          </w:tcPr>
+          <w:p>
             <w:r/>
-          </w:p>
-        </w:tc>
-        <w:tc>
-          <w:tcPr>
-            <w:tcW w:w="389" w:type="pct"/>
-            <w:tcBorders>
-              <w:top w:val="nil"/>
-              <w:left w:val="nil"/>
-              <w:bottom w:val="single" w:sz="4" w:space="0" w:color="auto"/>
-              <w:right w:val="single" w:sz="4" w:space="0" w:color="auto"/>
-            </w:tcBorders>
-            <w:vAlign w:val="center"/>
+            <w:r>
+              <w:t>{{ r.c8 }}</w:t>
+            </w:r>
+          </w:p>
+        </w:tc>
+        <w:tc>
+          <w:tcPr>
+            <w:tcW w:type="dxa" w:w="701"/>
           </w:tcPr>
           <w:p>
             <w:r/>
+            <w:r>
+              <w:t>{{ r.c9 }}</w:t>
+            </w:r>
+          </w:p>
+        </w:tc>
+        <w:tc>
+          <w:tcPr>
+            <w:tcW w:type="dxa" w:w="694"/>
+          </w:tcPr>
+          <w:p>
             <w:r/>
-          </w:p>
-        </w:tc>
-        <w:tc>
-          <w:tcPr>
-            <w:tcW w:w="389" w:type="pct"/>
-            <w:tcBorders>
-              <w:top w:val="nil"/>
-              <w:left w:val="nil"/>
-              <w:bottom w:val="single" w:sz="4" w:space="0" w:color="auto"/>
-              <w:right w:val="single" w:sz="4" w:space="0" w:color="auto"/>
-            </w:tcBorders>
-            <w:vAlign w:val="center"/>
-          </w:tcPr>
-          <w:p>
-            <w:r/>
-            <w:r/>
-          </w:p>
-        </w:tc>
-        <w:tc>
-          <w:tcPr>
-            <w:tcW w:w="389" w:type="pct"/>
-            <w:tcBorders>
-              <w:top w:val="nil"/>
-              <w:left w:val="nil"/>
-              <w:bottom w:val="single" w:sz="4" w:space="0" w:color="auto"/>
-              <w:right w:val="single" w:sz="4" w:space="0" w:color="auto"/>
-            </w:tcBorders>
-            <w:vAlign w:val="center"/>
-          </w:tcPr>
-          <w:p>
-            <w:r/>
-            <w:r/>
-          </w:p>
-        </w:tc>
-        <w:tc>
-          <w:tcPr>
-            <w:tcW w:w="389" w:type="pct"/>
-            <w:tcBorders>
-              <w:top w:val="nil"/>
-              <w:left w:val="nil"/>
-              <w:bottom w:val="single" w:sz="4" w:space="0" w:color="auto"/>
-              <w:right w:val="single" w:sz="4" w:space="0" w:color="auto"/>
-            </w:tcBorders>
-            <w:vAlign w:val="center"/>
-          </w:tcPr>
-          <w:p>
-            <w:r/>
-            <w:r/>
-          </w:p>
-        </w:tc>
-        <w:tc>
-          <w:tcPr>
-            <w:tcW w:w="386" w:type="pct"/>
-            <w:tcBorders>
-              <w:top w:val="nil"/>
-              <w:left w:val="nil"/>
-              <w:bottom w:val="single" w:sz="4" w:space="0" w:color="auto"/>
-              <w:right w:val="single" w:sz="4" w:space="0" w:color="auto"/>
-            </w:tcBorders>
-            <w:vAlign w:val="center"/>
-          </w:tcPr>
-          <w:p>
-            <w:r/>
-            <w:r/>
+            <w:r>
+              <w:t>{{ r.c10 }}</w:t>
+            </w:r>
           </w:p>
         </w:tc>
       </w:tr>
       <w:tr>
-        <w:trPr>
-          <w:trHeight w:val="283"/>
-          <w:jc w:val="center"/>
-        </w:trPr>
-        <w:tc>
-          <w:tcPr>
-            <w:tcW w:w="918" w:type="pct"/>
-            <w:tcBorders>
-              <w:top w:val="nil"/>
-              <w:left w:val="single" w:sz="4" w:space="0" w:color="auto"/>
-              <w:bottom w:val="single" w:sz="4" w:space="0" w:color="auto"/>
-              <w:right w:val="single" w:sz="4" w:space="0" w:color="auto"/>
-            </w:tcBorders>
-            <w:vAlign w:val="center"/>
-          </w:tcPr>
-          <w:p>
-            <w:pPr>
-              <w:spacing w:after="0" w:line="240" w:lineRule="auto"/>
-              <w:jc w:val="center"/>
-              <w:rPr>
-                <w:rFonts w:ascii="Arial" w:eastAsia="Times New Roman" w:hAnsi="Arial" w:cs="Arial"/>
-                <w:color w:val="0070C0"/>
-                <w:kern w:val="0"/>
-                <w:highlight w:val="yellow"/>
-                <w:lang w:eastAsia="en-IN"/>
-                <w14:ligatures w14:val="none"/>
-              </w:rPr>
-            </w:pPr>
-            <w:r>
-              <w:rPr>
-                <w:rFonts w:ascii="Arial" w:eastAsia="Times New Roman" w:hAnsi="Arial" w:cs="Arial"/>
-                <w:color w:val="0070C0"/>
-                <w:kern w:val="0"/>
-                <w:lang w:eastAsia="en-IN"/>
-                <w14:ligatures w14:val="none"/>
-              </w:rPr>
-              <w:t>1000 to 6000</w:t>
-            </w:r>
-          </w:p>
-        </w:tc>
-        <w:tc>
-          <w:tcPr>
-            <w:tcW w:w="536" w:type="pct"/>
-            <w:tcBorders>
-              <w:top w:val="nil"/>
-              <w:left w:val="nil"/>
-              <w:bottom w:val="single" w:sz="4" w:space="0" w:color="auto"/>
-              <w:right w:val="single" w:sz="4" w:space="0" w:color="auto"/>
-            </w:tcBorders>
-            <w:vAlign w:val="center"/>
+        <w:tc>
+          <w:tcPr>
+            <w:tcW w:type="dxa" w:w="1656"/>
           </w:tcPr>
           <w:p>
             <w:r/>
             <w:r>
-              <w:t>{{ f_1000_to_6000 }}</w:t>
-            </w:r>
-          </w:p>
-        </w:tc>
-        <w:tc>
-          <w:tcPr>
-            <w:tcW w:w="439" w:type="pct"/>
-            <w:tcBorders>
-              <w:top w:val="nil"/>
-              <w:left w:val="nil"/>
-              <w:bottom w:val="single" w:sz="4" w:space="0" w:color="auto"/>
-              <w:right w:val="single" w:sz="4" w:space="0" w:color="auto"/>
-            </w:tcBorders>
-            <w:vAlign w:val="center"/>
-          </w:tcPr>
-          <w:p>
-            <w:r/>
-            <w:r/>
-          </w:p>
-        </w:tc>
-        <w:tc>
-          <w:tcPr>
-            <w:tcW w:w="388" w:type="pct"/>
-            <w:tcBorders>
-              <w:top w:val="nil"/>
-              <w:left w:val="nil"/>
-              <w:bottom w:val="single" w:sz="4" w:space="0" w:color="auto"/>
-              <w:right w:val="single" w:sz="4" w:space="0" w:color="auto"/>
-            </w:tcBorders>
-            <w:vAlign w:val="center"/>
-          </w:tcPr>
-          <w:p>
-            <w:r/>
-            <w:r/>
-          </w:p>
-        </w:tc>
-        <w:tc>
-          <w:tcPr>
-            <w:tcW w:w="389" w:type="pct"/>
-            <w:tcBorders>
-              <w:top w:val="nil"/>
-              <w:left w:val="nil"/>
-              <w:bottom w:val="single" w:sz="4" w:space="0" w:color="auto"/>
-              <w:right w:val="single" w:sz="4" w:space="0" w:color="auto"/>
-            </w:tcBorders>
-            <w:vAlign w:val="center"/>
-          </w:tcPr>
-          <w:p>
-            <w:r/>
-            <w:r/>
-          </w:p>
-        </w:tc>
-        <w:tc>
-          <w:tcPr>
-            <w:tcW w:w="389" w:type="pct"/>
-            <w:tcBorders>
-              <w:top w:val="nil"/>
-              <w:left w:val="nil"/>
-              <w:bottom w:val="single" w:sz="4" w:space="0" w:color="auto"/>
-              <w:right w:val="single" w:sz="4" w:space="0" w:color="auto"/>
-            </w:tcBorders>
-            <w:vAlign w:val="center"/>
-          </w:tcPr>
-          <w:p>
-            <w:r/>
-            <w:r/>
-          </w:p>
-        </w:tc>
-        <w:tc>
-          <w:tcPr>
-            <w:tcW w:w="389" w:type="pct"/>
-            <w:tcBorders>
-              <w:top w:val="nil"/>
-              <w:left w:val="nil"/>
-              <w:bottom w:val="single" w:sz="4" w:space="0" w:color="auto"/>
-              <w:right w:val="single" w:sz="4" w:space="0" w:color="auto"/>
-            </w:tcBorders>
-            <w:vAlign w:val="center"/>
-          </w:tcPr>
-          <w:p>
-            <w:r/>
-            <w:r/>
-          </w:p>
-        </w:tc>
-        <w:tc>
-          <w:tcPr>
-            <w:tcW w:w="389" w:type="pct"/>
-            <w:tcBorders>
-              <w:top w:val="nil"/>
-              <w:left w:val="nil"/>
-              <w:bottom w:val="single" w:sz="4" w:space="0" w:color="auto"/>
-              <w:right w:val="single" w:sz="4" w:space="0" w:color="auto"/>
-            </w:tcBorders>
-            <w:vAlign w:val="center"/>
-          </w:tcPr>
-          <w:p>
-            <w:r/>
-            <w:r/>
-          </w:p>
-        </w:tc>
-        <w:tc>
-          <w:tcPr>
-            <w:tcW w:w="389" w:type="pct"/>
-            <w:tcBorders>
-              <w:top w:val="nil"/>
-              <w:left w:val="nil"/>
-              <w:bottom w:val="single" w:sz="4" w:space="0" w:color="auto"/>
-              <w:right w:val="single" w:sz="4" w:space="0" w:color="auto"/>
-            </w:tcBorders>
-            <w:vAlign w:val="center"/>
-          </w:tcPr>
-          <w:p>
-            <w:r/>
-            <w:r/>
-          </w:p>
-        </w:tc>
-        <w:tc>
-          <w:tcPr>
-            <w:tcW w:w="389" w:type="pct"/>
-            <w:tcBorders>
-              <w:top w:val="nil"/>
-              <w:left w:val="nil"/>
-              <w:bottom w:val="single" w:sz="4" w:space="0" w:color="auto"/>
-              <w:right w:val="single" w:sz="4" w:space="0" w:color="auto"/>
-            </w:tcBorders>
-            <w:vAlign w:val="center"/>
-          </w:tcPr>
-          <w:p>
-            <w:r/>
-            <w:r/>
-          </w:p>
-        </w:tc>
-        <w:tc>
-          <w:tcPr>
-            <w:tcW w:w="386" w:type="pct"/>
-            <w:tcBorders>
-              <w:top w:val="nil"/>
-              <w:left w:val="nil"/>
-              <w:bottom w:val="single" w:sz="4" w:space="0" w:color="auto"/>
-              <w:right w:val="single" w:sz="4" w:space="0" w:color="auto"/>
-            </w:tcBorders>
-            <w:vAlign w:val="center"/>
-          </w:tcPr>
-          <w:p>
-            <w:r/>
-            <w:r/>
-          </w:p>
-        </w:tc>
-      </w:tr>
-      <w:tr>
-        <w:trPr>
-          <w:trHeight w:val="283"/>
-          <w:jc w:val="center"/>
-        </w:trPr>
-        <w:tc>
-          <w:tcPr>
-            <w:tcW w:w="918" w:type="pct"/>
-            <w:tcBorders>
-              <w:top w:val="nil"/>
-              <w:left w:val="single" w:sz="4" w:space="0" w:color="auto"/>
-              <w:bottom w:val="single" w:sz="4" w:space="0" w:color="auto"/>
-              <w:right w:val="single" w:sz="4" w:space="0" w:color="auto"/>
-            </w:tcBorders>
-            <w:vAlign w:val="center"/>
-          </w:tcPr>
-          <w:p>
-            <w:pPr>
-              <w:spacing w:after="0" w:line="240" w:lineRule="auto"/>
-              <w:jc w:val="center"/>
-              <w:rPr>
-                <w:rFonts w:ascii="Arial" w:eastAsia="Times New Roman" w:hAnsi="Arial" w:cs="Arial"/>
-                <w:color w:val="0070C0"/>
-                <w:kern w:val="0"/>
-                <w:highlight w:val="yellow"/>
-                <w:lang w:eastAsia="en-IN"/>
-                <w14:ligatures w14:val="none"/>
-              </w:rPr>
-            </w:pPr>
-            <w:r>
-              <w:rPr>
-                <w:rFonts w:ascii="Arial" w:eastAsia="Times New Roman" w:hAnsi="Arial" w:cs="Arial"/>
-                <w:color w:val="0070C0"/>
-                <w:kern w:val="0"/>
-                <w:lang w:eastAsia="en-IN"/>
-                <w14:ligatures w14:val="none"/>
-              </w:rPr>
-              <w:t xml:space="preserve">ISM </w:t>
-            </w:r>
-            <w:proofErr w:type="gramStart"/>
-            <w:r>
-              <w:rPr>
-                <w:rFonts w:ascii="Arial" w:eastAsia="Times New Roman" w:hAnsi="Arial" w:cs="Arial"/>
-                <w:color w:val="0070C0"/>
-                <w:kern w:val="0"/>
-                <w:lang w:eastAsia="en-IN"/>
-                <w14:ligatures w14:val="none"/>
-              </w:rPr>
-              <w:t>Band</w:t>
-            </w:r>
-            <w:r>
-              <w:rPr>
-                <w:rFonts w:ascii="Arial" w:eastAsia="Times New Roman" w:hAnsi="Arial" w:cs="Arial"/>
-                <w:color w:val="0070C0"/>
-                <w:kern w:val="0"/>
-                <w:vertAlign w:val="superscript"/>
-                <w:lang w:eastAsia="en-IN"/>
-                <w14:ligatures w14:val="none"/>
-              </w:rPr>
-              <w:t>(</w:t>
-            </w:r>
-            <w:proofErr w:type="gramEnd"/>
-            <w:r>
-              <w:rPr>
-                <w:rFonts w:ascii="Arial" w:eastAsia="Times New Roman" w:hAnsi="Arial" w:cs="Arial"/>
-                <w:color w:val="0070C0"/>
-                <w:kern w:val="0"/>
-                <w:vertAlign w:val="superscript"/>
-                <w:lang w:eastAsia="en-IN"/>
-                <w14:ligatures w14:val="none"/>
-              </w:rPr>
-              <w:t>1)</w:t>
-            </w:r>
-          </w:p>
-        </w:tc>
-        <w:tc>
-          <w:tcPr>
-            <w:tcW w:w="536" w:type="pct"/>
-            <w:tcBorders>
-              <w:top w:val="nil"/>
-              <w:left w:val="nil"/>
-              <w:bottom w:val="single" w:sz="4" w:space="0" w:color="auto"/>
-              <w:right w:val="single" w:sz="4" w:space="0" w:color="auto"/>
-            </w:tcBorders>
-            <w:vAlign w:val="center"/>
-          </w:tcPr>
-          <w:p>
-            <w:r/>
-            <w:r>
-              <w:t>{{ ism_band }}</w:t>
-            </w:r>
-          </w:p>
-        </w:tc>
-        <w:tc>
-          <w:tcPr>
-            <w:tcW w:w="439" w:type="pct"/>
-            <w:tcBorders>
-              <w:top w:val="nil"/>
-              <w:left w:val="nil"/>
-              <w:bottom w:val="single" w:sz="4" w:space="0" w:color="auto"/>
-              <w:right w:val="single" w:sz="4" w:space="0" w:color="auto"/>
-            </w:tcBorders>
-            <w:vAlign w:val="center"/>
-          </w:tcPr>
-          <w:p>
-            <w:r/>
-            <w:r/>
-          </w:p>
-        </w:tc>
-        <w:tc>
-          <w:tcPr>
-            <w:tcW w:w="388" w:type="pct"/>
-            <w:tcBorders>
-              <w:top w:val="nil"/>
-              <w:left w:val="nil"/>
-              <w:bottom w:val="single" w:sz="4" w:space="0" w:color="auto"/>
-              <w:right w:val="single" w:sz="4" w:space="0" w:color="auto"/>
-            </w:tcBorders>
-            <w:vAlign w:val="center"/>
-          </w:tcPr>
-          <w:p>
-            <w:r/>
-            <w:r/>
-          </w:p>
-        </w:tc>
-        <w:tc>
-          <w:tcPr>
-            <w:tcW w:w="389" w:type="pct"/>
-            <w:tcBorders>
-              <w:top w:val="nil"/>
-              <w:left w:val="nil"/>
-              <w:bottom w:val="single" w:sz="4" w:space="0" w:color="auto"/>
-              <w:right w:val="single" w:sz="4" w:space="0" w:color="auto"/>
-            </w:tcBorders>
-            <w:vAlign w:val="center"/>
-          </w:tcPr>
-          <w:p>
-            <w:r/>
-            <w:r/>
-          </w:p>
-        </w:tc>
-        <w:tc>
-          <w:tcPr>
-            <w:tcW w:w="389" w:type="pct"/>
-            <w:tcBorders>
-              <w:top w:val="nil"/>
-              <w:left w:val="nil"/>
-              <w:bottom w:val="single" w:sz="4" w:space="0" w:color="auto"/>
-              <w:right w:val="single" w:sz="4" w:space="0" w:color="auto"/>
-            </w:tcBorders>
-            <w:vAlign w:val="center"/>
-          </w:tcPr>
-          <w:p>
-            <w:r/>
-            <w:r/>
-          </w:p>
-        </w:tc>
-        <w:tc>
-          <w:tcPr>
-            <w:tcW w:w="389" w:type="pct"/>
-            <w:tcBorders>
-              <w:top w:val="nil"/>
-              <w:left w:val="nil"/>
-              <w:bottom w:val="single" w:sz="4" w:space="0" w:color="auto"/>
-              <w:right w:val="single" w:sz="4" w:space="0" w:color="auto"/>
-            </w:tcBorders>
-            <w:vAlign w:val="center"/>
-          </w:tcPr>
-          <w:p>
-            <w:r/>
-            <w:r/>
-          </w:p>
-        </w:tc>
-        <w:tc>
-          <w:tcPr>
-            <w:tcW w:w="389" w:type="pct"/>
-            <w:tcBorders>
-              <w:top w:val="nil"/>
-              <w:left w:val="nil"/>
-              <w:bottom w:val="single" w:sz="4" w:space="0" w:color="auto"/>
-              <w:right w:val="single" w:sz="4" w:space="0" w:color="auto"/>
-            </w:tcBorders>
-            <w:vAlign w:val="center"/>
-          </w:tcPr>
-          <w:p>
-            <w:r/>
-            <w:r/>
-          </w:p>
-        </w:tc>
-        <w:tc>
-          <w:tcPr>
-            <w:tcW w:w="389" w:type="pct"/>
-            <w:tcBorders>
-              <w:top w:val="nil"/>
-              <w:left w:val="nil"/>
-              <w:bottom w:val="single" w:sz="4" w:space="0" w:color="auto"/>
-              <w:right w:val="single" w:sz="4" w:space="0" w:color="auto"/>
-            </w:tcBorders>
-            <w:vAlign w:val="center"/>
-          </w:tcPr>
-          <w:p>
-            <w:r/>
-            <w:r/>
-          </w:p>
-        </w:tc>
-        <w:tc>
-          <w:tcPr>
-            <w:tcW w:w="389" w:type="pct"/>
-            <w:tcBorders>
-              <w:top w:val="nil"/>
-              <w:left w:val="nil"/>
-              <w:bottom w:val="single" w:sz="4" w:space="0" w:color="auto"/>
-              <w:right w:val="single" w:sz="4" w:space="0" w:color="auto"/>
-            </w:tcBorders>
-            <w:vAlign w:val="center"/>
-          </w:tcPr>
-          <w:p>
-            <w:r/>
-            <w:r/>
-          </w:p>
-        </w:tc>
-        <w:tc>
-          <w:tcPr>
-            <w:tcW w:w="386" w:type="pct"/>
-            <w:tcBorders>
-              <w:top w:val="nil"/>
-              <w:left w:val="nil"/>
-              <w:bottom w:val="single" w:sz="4" w:space="0" w:color="auto"/>
-              <w:right w:val="single" w:sz="4" w:space="0" w:color="auto"/>
-            </w:tcBorders>
-            <w:vAlign w:val="center"/>
-          </w:tcPr>
-          <w:p>
-            <w:r/>
-            <w:r/>
-          </w:p>
+              <w:t>{%tr endfor %}</w:t>
+            </w:r>
+          </w:p>
+        </w:tc>
+        <w:tc>
+          <w:tcPr>
+            <w:tcW w:type="dxa" w:w="968"/>
+          </w:tcPr>
+          <w:p/>
+        </w:tc>
+        <w:tc>
+          <w:tcPr>
+            <w:tcW w:type="dxa" w:w="792"/>
+          </w:tcPr>
+          <w:p/>
+        </w:tc>
+        <w:tc>
+          <w:tcPr>
+            <w:tcW w:type="dxa" w:w="700"/>
+          </w:tcPr>
+          <w:p/>
+        </w:tc>
+        <w:tc>
+          <w:tcPr>
+            <w:tcW w:type="dxa" w:w="701"/>
+          </w:tcPr>
+          <w:p/>
+        </w:tc>
+        <w:tc>
+          <w:tcPr>
+            <w:tcW w:type="dxa" w:w="701"/>
+          </w:tcPr>
+          <w:p/>
+        </w:tc>
+        <w:tc>
+          <w:tcPr>
+            <w:tcW w:type="dxa" w:w="701"/>
+          </w:tcPr>
+          <w:p/>
+        </w:tc>
+        <w:tc>
+          <w:tcPr>
+            <w:tcW w:type="dxa" w:w="701"/>
+          </w:tcPr>
+          <w:p/>
+        </w:tc>
+        <w:tc>
+          <w:tcPr>
+            <w:tcW w:type="dxa" w:w="701"/>
+          </w:tcPr>
+          <w:p/>
+        </w:tc>
+        <w:tc>
+          <w:tcPr>
+            <w:tcW w:type="dxa" w:w="701"/>
+          </w:tcPr>
+          <w:p/>
+        </w:tc>
+        <w:tc>
+          <w:tcPr>
+            <w:tcW w:type="dxa" w:w="694"/>
+          </w:tcPr>
+          <w:p/>
         </w:tc>
       </w:tr>
     </w:tbl>

--- a/datasheet_gen/word_templates/RS_RI.docx
+++ b/datasheet_gen/word_templates/RS_RI.docx
@@ -433,6 +433,7 @@
       <w:tr>
         <w:trPr>
           <w:trHeight w:val="737"/>
+          <w:tblHeader/>
         </w:trPr>
         <w:tc>
           <w:tcPr>
@@ -1379,7 +1380,7 @@
           <w:p>
             <w:r/>
             <w:r>
-              <w:t>{{ frequency_range }}</w:t>
+              <w:t>{{ frequency_range_col_1 }}</w:t>
             </w:r>
           </w:p>
         </w:tc>
@@ -1390,7 +1391,9 @@
           </w:tcPr>
           <w:p>
             <w:r/>
-            <w:r/>
+            <w:r>
+              <w:t>{{ frequency_range_col_2 }}</w:t>
+            </w:r>
           </w:p>
         </w:tc>
       </w:tr>
@@ -1428,7 +1431,7 @@
           <w:p>
             <w:r/>
             <w:r>
-              <w:t>{{ field_strength }}</w:t>
+              <w:t>{{ field_strength_col_1 }}</w:t>
             </w:r>
           </w:p>
         </w:tc>
@@ -1439,7 +1442,9 @@
           </w:tcPr>
           <w:p>
             <w:r/>
-            <w:r/>
+            <w:r>
+              <w:t>{{ field_strength_col_2 }}</w:t>
+            </w:r>
           </w:p>
         </w:tc>
       </w:tr>
@@ -1886,7 +1891,7 @@
           <w:p>
             <w:r/>
             <w:r>
-              <w:t>{{ eut_configuration }}</w:t>
+              <w:t>{{ eut_configuration_col_1 }}</w:t>
             </w:r>
           </w:p>
         </w:tc>
@@ -1897,7 +1902,9 @@
           </w:tcPr>
           <w:p>
             <w:r/>
-            <w:r/>
+            <w:r>
+              <w:t>{{ eut_configuration_col_2 }}</w:t>
+            </w:r>
           </w:p>
         </w:tc>
       </w:tr>
@@ -2304,395 +2311,1145 @@
         <w:gridCol w:w="694"/>
       </w:tblGrid>
       <w:tr>
-        <w:tc>
-          <w:tcPr>
-            <w:tcW w:type="dxa" w:w="1656"/>
+        <w:trPr>
+          <w:trHeight w:val="283"/>
+          <w:jc w:val="center"/>
+        </w:trPr>
+        <w:tc>
+          <w:tcPr>
+            <w:tcW w:w="918" w:type="pct"/>
+            <w:vMerge w:val="restart"/>
+            <w:tcBorders>
+              <w:top w:val="single" w:sz="4" w:space="0" w:color="auto"/>
+              <w:left w:val="single" w:sz="4" w:space="0" w:color="auto"/>
+              <w:right w:val="single" w:sz="4" w:space="0" w:color="auto"/>
+            </w:tcBorders>
+            <w:vAlign w:val="center"/>
+            <w:hideMark/>
+          </w:tcPr>
+          <w:p>
+            <w:pPr>
+              <w:spacing w:after="0" w:line="240" w:lineRule="auto"/>
+              <w:jc w:val="center"/>
+              <w:rPr>
+                <w:rFonts w:ascii="Arial" w:eastAsia="Times New Roman" w:hAnsi="Arial" w:cs="Arial"/>
+                <w:b/>
+                <w:bCs/>
+                <w:color w:val="000000"/>
+                <w:kern w:val="0"/>
+                <w:lang w:eastAsia="en-IN"/>
+                <w14:ligatures w14:val="none"/>
+              </w:rPr>
+            </w:pPr>
+            <w:r>
+              <w:rPr>
+                <w:rFonts w:ascii="Arial" w:eastAsia="Times New Roman" w:hAnsi="Arial" w:cs="Arial"/>
+                <w:b/>
+                <w:bCs/>
+                <w:color w:val="000000"/>
+                <w:kern w:val="0"/>
+                <w:lang w:val="en-US" w:eastAsia="en-IN"/>
+                <w14:ligatures w14:val="none"/>
+              </w:rPr>
+              <w:t>Frequency</w:t>
+            </w:r>
+          </w:p>
+          <w:p>
+            <w:pPr>
+              <w:spacing w:after="0" w:line="240" w:lineRule="auto"/>
+              <w:jc w:val="center"/>
+              <w:rPr>
+                <w:rFonts w:ascii="Arial" w:eastAsia="Times New Roman" w:hAnsi="Arial" w:cs="Arial"/>
+                <w:b/>
+                <w:bCs/>
+                <w:color w:val="000000"/>
+                <w:kern w:val="0"/>
+                <w:lang w:eastAsia="en-IN"/>
+                <w14:ligatures w14:val="none"/>
+              </w:rPr>
+            </w:pPr>
+            <w:r>
+              <w:rPr>
+                <w:rFonts w:ascii="Arial" w:eastAsia="Times New Roman" w:hAnsi="Arial" w:cs="Arial"/>
+                <w:b/>
+                <w:bCs/>
+                <w:color w:val="000000"/>
+                <w:kern w:val="0"/>
+                <w:lang w:val="en-US" w:eastAsia="en-IN"/>
+                <w14:ligatures w14:val="none"/>
+              </w:rPr>
+              <w:t>(MHz)</w:t>
+            </w:r>
+          </w:p>
+        </w:tc>
+        <w:tc>
+          <w:tcPr>
+            <w:tcW w:w="536" w:type="pct"/>
+            <w:vMerge w:val="restart"/>
+            <w:tcBorders>
+              <w:top w:val="single" w:sz="4" w:space="0" w:color="auto"/>
+              <w:left w:val="nil"/>
+              <w:right w:val="single" w:sz="4" w:space="0" w:color="auto"/>
+            </w:tcBorders>
+            <w:vAlign w:val="center"/>
+            <w:hideMark/>
+          </w:tcPr>
+          <w:p>
+            <w:pPr>
+              <w:spacing w:after="0" w:line="240" w:lineRule="auto"/>
+              <w:jc w:val="center"/>
+              <w:rPr>
+                <w:rFonts w:ascii="Arial" w:eastAsia="Times New Roman" w:hAnsi="Arial" w:cs="Arial"/>
+                <w:b/>
+                <w:bCs/>
+                <w:color w:val="000000"/>
+                <w:kern w:val="0"/>
+                <w:lang w:eastAsia="en-IN"/>
+                <w14:ligatures w14:val="none"/>
+              </w:rPr>
+            </w:pPr>
+            <w:r>
+              <w:rPr>
+                <w:rFonts w:ascii="Arial" w:eastAsia="Times New Roman" w:hAnsi="Arial" w:cs="Arial"/>
+                <w:b/>
+                <w:bCs/>
+                <w:color w:val="000000"/>
+                <w:kern w:val="0"/>
+                <w:lang w:val="en-US" w:eastAsia="en-IN"/>
+                <w14:ligatures w14:val="none"/>
+              </w:rPr>
+              <w:t>Test level</w:t>
+            </w:r>
+          </w:p>
+          <w:p>
+            <w:pPr>
+              <w:spacing w:after="0" w:line="240" w:lineRule="auto"/>
+              <w:jc w:val="center"/>
+              <w:rPr>
+                <w:rFonts w:ascii="Arial" w:eastAsia="Times New Roman" w:hAnsi="Arial" w:cs="Arial"/>
+                <w:b/>
+                <w:bCs/>
+                <w:color w:val="000000"/>
+                <w:kern w:val="0"/>
+                <w:lang w:eastAsia="en-IN"/>
+                <w14:ligatures w14:val="none"/>
+              </w:rPr>
+            </w:pPr>
+            <w:r>
+              <w:rPr>
+                <w:rFonts w:ascii="Arial" w:eastAsia="Times New Roman" w:hAnsi="Arial" w:cs="Arial"/>
+                <w:b/>
+                <w:bCs/>
+                <w:color w:val="000000"/>
+                <w:kern w:val="0"/>
+                <w:lang w:eastAsia="en-IN"/>
+                <w14:ligatures w14:val="none"/>
+              </w:rPr>
+              <w:t>(V/m)</w:t>
+            </w:r>
+          </w:p>
+        </w:tc>
+        <w:tc>
+          <w:tcPr>
+            <w:tcW w:w="439" w:type="pct"/>
+            <w:vMerge w:val="restart"/>
+            <w:tcBorders>
+              <w:top w:val="single" w:sz="4" w:space="0" w:color="auto"/>
+              <w:left w:val="nil"/>
+              <w:right w:val="single" w:sz="4" w:space="0" w:color="auto"/>
+            </w:tcBorders>
+            <w:vAlign w:val="center"/>
+            <w:hideMark/>
           </w:tcPr>
           <w:p>
             <w:r/>
             <w:r>
-              <w:t>Frequency (MHz)</w:t>
-            </w:r>
-          </w:p>
-        </w:tc>
-        <w:tc>
-          <w:tcPr>
-            <w:tcW w:type="dxa" w:w="968"/>
+              <w:t>{{ frequency_test_level_col_2_2 }}</w:t>
+            </w:r>
+          </w:p>
+        </w:tc>
+        <w:tc>
+          <w:tcPr>
+            <w:tcW w:w="1554" w:type="pct"/>
+            <w:gridSpan w:val="4"/>
+            <w:tcBorders>
+              <w:top w:val="single" w:sz="4" w:space="0" w:color="auto"/>
+              <w:left w:val="nil"/>
+              <w:bottom w:val="single" w:sz="4" w:space="0" w:color="auto"/>
+              <w:right w:val="single" w:sz="4" w:space="0" w:color="auto"/>
+            </w:tcBorders>
+            <w:vAlign w:val="center"/>
+            <w:hideMark/>
           </w:tcPr>
           <w:p>
             <w:r/>
             <w:r>
-              <w:t>Test level (V/m)</w:t>
-            </w:r>
-          </w:p>
-        </w:tc>
-        <w:tc>
-          <w:tcPr>
-            <w:tcW w:type="dxa" w:w="792"/>
+              <w:t>{{ frequency_test_level_col_3 }}</w:t>
+            </w:r>
+          </w:p>
+        </w:tc>
+        <w:tc>
+          <w:tcPr>
+            <w:tcW w:w="1552" w:type="pct"/>
+            <w:gridSpan w:val="4"/>
+            <w:tcBorders>
+              <w:top w:val="single" w:sz="4" w:space="0" w:color="auto"/>
+              <w:left w:val="nil"/>
+              <w:bottom w:val="single" w:sz="4" w:space="0" w:color="auto"/>
+              <w:right w:val="single" w:sz="4" w:space="0" w:color="auto"/>
+            </w:tcBorders>
+            <w:vAlign w:val="center"/>
+            <w:hideMark/>
           </w:tcPr>
           <w:p>
             <w:r/>
             <w:r>
-              <w:t>Dwell time (s)</w:t>
-            </w:r>
-          </w:p>
-        </w:tc>
-        <w:tc>
-          <w:tcPr>
-            <w:tcW w:type="dxa" w:w="700"/>
-          </w:tcPr>
-          <w:p>
-            <w:r/>
-            <w:r>
-              <w:t>H-Pol 0°</w:t>
-            </w:r>
-          </w:p>
-        </w:tc>
-        <w:tc>
-          <w:tcPr>
-            <w:tcW w:type="dxa" w:w="701"/>
-          </w:tcPr>
-          <w:p>
-            <w:r/>
-            <w:r>
-              <w:t>H-Pol 90°</w:t>
-            </w:r>
-          </w:p>
-        </w:tc>
-        <w:tc>
-          <w:tcPr>
-            <w:tcW w:type="dxa" w:w="701"/>
-          </w:tcPr>
-          <w:p>
-            <w:r/>
-            <w:r>
-              <w:t>H-Pol 180°</w:t>
-            </w:r>
-          </w:p>
-        </w:tc>
-        <w:tc>
-          <w:tcPr>
-            <w:tcW w:type="dxa" w:w="701"/>
-          </w:tcPr>
-          <w:p>
-            <w:r/>
-            <w:r>
-              <w:t>H-Pol 270°</w:t>
-            </w:r>
-          </w:p>
-        </w:tc>
-        <w:tc>
-          <w:tcPr>
-            <w:tcW w:type="dxa" w:w="701"/>
-          </w:tcPr>
-          <w:p>
-            <w:r/>
-            <w:r>
-              <w:t>V-Pol 0°</w:t>
-            </w:r>
-          </w:p>
-        </w:tc>
-        <w:tc>
-          <w:tcPr>
-            <w:tcW w:type="dxa" w:w="701"/>
-          </w:tcPr>
-          <w:p>
-            <w:r/>
-            <w:r>
-              <w:t>V-Pol 90°</w:t>
-            </w:r>
-          </w:p>
-        </w:tc>
-        <w:tc>
-          <w:tcPr>
-            <w:tcW w:type="dxa" w:w="701"/>
-          </w:tcPr>
-          <w:p>
-            <w:r/>
-            <w:r>
-              <w:t>V-Pol 180°</w:t>
-            </w:r>
-          </w:p>
-        </w:tc>
-        <w:tc>
-          <w:tcPr>
-            <w:tcW w:type="dxa" w:w="694"/>
-          </w:tcPr>
-          <w:p>
-            <w:r/>
-            <w:r>
-              <w:t>V-Pol 270°</w:t>
+              <w:t>{{ frequency_test_level_col_7 }}</w:t>
             </w:r>
           </w:p>
         </w:tc>
       </w:tr>
       <w:tr>
-        <w:tc>
-          <w:tcPr>
-            <w:tcW w:type="dxa" w:w="1656"/>
+        <w:trPr>
+          <w:trHeight w:val="283"/>
+          <w:jc w:val="center"/>
+        </w:trPr>
+        <w:tc>
+          <w:tcPr>
+            <w:tcW w:w="918" w:type="pct"/>
+            <w:vMerge/>
+            <w:tcBorders>
+              <w:left w:val="single" w:sz="4" w:space="0" w:color="auto"/>
+              <w:bottom w:val="single" w:sz="4" w:space="0" w:color="auto"/>
+              <w:right w:val="single" w:sz="4" w:space="0" w:color="auto"/>
+            </w:tcBorders>
+            <w:vAlign w:val="center"/>
+            <w:hideMark/>
+          </w:tcPr>
+          <w:p>
+            <w:pPr>
+              <w:spacing w:after="0" w:line="240" w:lineRule="auto"/>
+              <w:jc w:val="center"/>
+              <w:rPr>
+                <w:rFonts w:ascii="Arial" w:eastAsia="Times New Roman" w:hAnsi="Arial" w:cs="Arial"/>
+                <w:b/>
+                <w:bCs/>
+                <w:color w:val="000000"/>
+                <w:kern w:val="0"/>
+                <w:lang w:eastAsia="en-IN"/>
+                <w14:ligatures w14:val="none"/>
+              </w:rPr>
+            </w:pPr>
+          </w:p>
+        </w:tc>
+        <w:tc>
+          <w:tcPr>
+            <w:tcW w:w="536" w:type="pct"/>
+            <w:vMerge/>
+            <w:tcBorders>
+              <w:left w:val="nil"/>
+              <w:bottom w:val="single" w:sz="4" w:space="0" w:color="auto"/>
+              <w:right w:val="single" w:sz="4" w:space="0" w:color="auto"/>
+            </w:tcBorders>
+            <w:vAlign w:val="center"/>
+            <w:hideMark/>
+          </w:tcPr>
+          <w:p>
+            <w:pPr>
+              <w:spacing w:after="0" w:line="240" w:lineRule="auto"/>
+              <w:jc w:val="center"/>
+              <w:rPr>
+                <w:rFonts w:ascii="Arial" w:eastAsia="Times New Roman" w:hAnsi="Arial" w:cs="Arial"/>
+                <w:b/>
+                <w:bCs/>
+                <w:color w:val="000000"/>
+                <w:kern w:val="0"/>
+                <w:lang w:eastAsia="en-IN"/>
+                <w14:ligatures w14:val="none"/>
+              </w:rPr>
+            </w:pPr>
+          </w:p>
+        </w:tc>
+        <w:tc>
+          <w:tcPr>
+            <w:tcW w:w="439" w:type="pct"/>
+            <w:vMerge/>
+            <w:tcBorders>
+              <w:left w:val="nil"/>
+              <w:bottom w:val="single" w:sz="4" w:space="0" w:color="auto"/>
+              <w:right w:val="single" w:sz="4" w:space="0" w:color="auto"/>
+            </w:tcBorders>
+            <w:vAlign w:val="center"/>
+            <w:hideMark/>
+          </w:tcPr>
+          <w:p>
+            <w:pPr>
+              <w:spacing w:after="0" w:line="240" w:lineRule="auto"/>
+              <w:jc w:val="center"/>
+              <w:rPr>
+                <w:rFonts w:ascii="Arial" w:eastAsia="Times New Roman" w:hAnsi="Arial" w:cs="Arial"/>
+                <w:b/>
+                <w:bCs/>
+                <w:color w:val="000000"/>
+                <w:kern w:val="0"/>
+                <w:lang w:eastAsia="en-IN"/>
+                <w14:ligatures w14:val="none"/>
+              </w:rPr>
+            </w:pPr>
+          </w:p>
+        </w:tc>
+        <w:tc>
+          <w:tcPr>
+            <w:tcW w:w="388" w:type="pct"/>
+            <w:tcBorders>
+              <w:top w:val="nil"/>
+              <w:left w:val="nil"/>
+              <w:bottom w:val="single" w:sz="4" w:space="0" w:color="auto"/>
+              <w:right w:val="single" w:sz="4" w:space="0" w:color="auto"/>
+            </w:tcBorders>
+            <w:vAlign w:val="center"/>
+            <w:hideMark/>
           </w:tcPr>
           <w:p>
             <w:r/>
             <w:r>
-              <w:t>{%tr for r in obs_rs %}</w:t>
-            </w:r>
-          </w:p>
-        </w:tc>
-        <w:tc>
-          <w:tcPr>
-            <w:tcW w:type="dxa" w:w="968"/>
-          </w:tcPr>
-          <w:p/>
-        </w:tc>
-        <w:tc>
-          <w:tcPr>
-            <w:tcW w:type="dxa" w:w="792"/>
-          </w:tcPr>
-          <w:p/>
-        </w:tc>
-        <w:tc>
-          <w:tcPr>
-            <w:tcW w:type="dxa" w:w="700"/>
-          </w:tcPr>
-          <w:p/>
-        </w:tc>
-        <w:tc>
-          <w:tcPr>
-            <w:tcW w:type="dxa" w:w="701"/>
-          </w:tcPr>
-          <w:p/>
-        </w:tc>
-        <w:tc>
-          <w:tcPr>
-            <w:tcW w:type="dxa" w:w="701"/>
-          </w:tcPr>
-          <w:p/>
-        </w:tc>
-        <w:tc>
-          <w:tcPr>
-            <w:tcW w:type="dxa" w:w="701"/>
-          </w:tcPr>
-          <w:p/>
-        </w:tc>
-        <w:tc>
-          <w:tcPr>
-            <w:tcW w:type="dxa" w:w="701"/>
-          </w:tcPr>
-          <w:p/>
-        </w:tc>
-        <w:tc>
-          <w:tcPr>
-            <w:tcW w:type="dxa" w:w="701"/>
-          </w:tcPr>
-          <w:p/>
-        </w:tc>
-        <w:tc>
-          <w:tcPr>
-            <w:tcW w:type="dxa" w:w="701"/>
-          </w:tcPr>
-          <w:p/>
-        </w:tc>
-        <w:tc>
-          <w:tcPr>
-            <w:tcW w:type="dxa" w:w="694"/>
-          </w:tcPr>
-          <w:p/>
+              <w:t>{{ frequency_test_level_col_3_2 }}</w:t>
+            </w:r>
+          </w:p>
+        </w:tc>
+        <w:tc>
+          <w:tcPr>
+            <w:tcW w:w="389" w:type="pct"/>
+            <w:tcBorders>
+              <w:top w:val="nil"/>
+              <w:left w:val="nil"/>
+              <w:bottom w:val="single" w:sz="4" w:space="0" w:color="auto"/>
+              <w:right w:val="single" w:sz="4" w:space="0" w:color="auto"/>
+            </w:tcBorders>
+            <w:vAlign w:val="center"/>
+            <w:hideMark/>
+          </w:tcPr>
+          <w:p>
+            <w:r/>
+            <w:r>
+              <w:t>{{ frequency_test_level_col_4 }}</w:t>
+            </w:r>
+          </w:p>
+        </w:tc>
+        <w:tc>
+          <w:tcPr>
+            <w:tcW w:w="389" w:type="pct"/>
+            <w:tcBorders>
+              <w:top w:val="nil"/>
+              <w:left w:val="nil"/>
+              <w:bottom w:val="single" w:sz="4" w:space="0" w:color="auto"/>
+              <w:right w:val="single" w:sz="4" w:space="0" w:color="auto"/>
+            </w:tcBorders>
+            <w:vAlign w:val="center"/>
+            <w:hideMark/>
+          </w:tcPr>
+          <w:p>
+            <w:r/>
+            <w:r>
+              <w:t>{{ frequency_test_level_col_5 }}</w:t>
+            </w:r>
+          </w:p>
+        </w:tc>
+        <w:tc>
+          <w:tcPr>
+            <w:tcW w:w="389" w:type="pct"/>
+            <w:tcBorders>
+              <w:top w:val="nil"/>
+              <w:left w:val="nil"/>
+              <w:bottom w:val="single" w:sz="4" w:space="0" w:color="auto"/>
+              <w:right w:val="single" w:sz="4" w:space="0" w:color="auto"/>
+            </w:tcBorders>
+            <w:vAlign w:val="center"/>
+            <w:hideMark/>
+          </w:tcPr>
+          <w:p>
+            <w:r/>
+            <w:r>
+              <w:t>{{ frequency_test_level_col_6 }}</w:t>
+            </w:r>
+          </w:p>
+        </w:tc>
+        <w:tc>
+          <w:tcPr>
+            <w:tcW w:w="389" w:type="pct"/>
+            <w:tcBorders>
+              <w:top w:val="nil"/>
+              <w:left w:val="nil"/>
+              <w:bottom w:val="single" w:sz="4" w:space="0" w:color="auto"/>
+              <w:right w:val="single" w:sz="4" w:space="0" w:color="auto"/>
+            </w:tcBorders>
+            <w:vAlign w:val="center"/>
+            <w:hideMark/>
+          </w:tcPr>
+          <w:p>
+            <w:r/>
+            <w:r>
+              <w:t>{{ frequency_test_level_col_7_2 }}</w:t>
+            </w:r>
+          </w:p>
+        </w:tc>
+        <w:tc>
+          <w:tcPr>
+            <w:tcW w:w="389" w:type="pct"/>
+            <w:tcBorders>
+              <w:top w:val="nil"/>
+              <w:left w:val="nil"/>
+              <w:bottom w:val="single" w:sz="4" w:space="0" w:color="auto"/>
+              <w:right w:val="single" w:sz="4" w:space="0" w:color="auto"/>
+            </w:tcBorders>
+            <w:vAlign w:val="center"/>
+            <w:hideMark/>
+          </w:tcPr>
+          <w:p>
+            <w:r/>
+            <w:r>
+              <w:t>{{ frequency_test_level_col_8 }}</w:t>
+            </w:r>
+          </w:p>
+        </w:tc>
+        <w:tc>
+          <w:tcPr>
+            <w:tcW w:w="389" w:type="pct"/>
+            <w:tcBorders>
+              <w:top w:val="nil"/>
+              <w:left w:val="nil"/>
+              <w:bottom w:val="single" w:sz="4" w:space="0" w:color="auto"/>
+              <w:right w:val="single" w:sz="4" w:space="0" w:color="auto"/>
+            </w:tcBorders>
+            <w:vAlign w:val="center"/>
+            <w:hideMark/>
+          </w:tcPr>
+          <w:p>
+            <w:r/>
+            <w:r>
+              <w:t>{{ frequency_test_level_col_9 }}</w:t>
+            </w:r>
+          </w:p>
+        </w:tc>
+        <w:tc>
+          <w:tcPr>
+            <w:tcW w:w="386" w:type="pct"/>
+            <w:tcBorders>
+              <w:top w:val="nil"/>
+              <w:left w:val="nil"/>
+              <w:bottom w:val="single" w:sz="4" w:space="0" w:color="auto"/>
+              <w:right w:val="single" w:sz="4" w:space="0" w:color="auto"/>
+            </w:tcBorders>
+            <w:vAlign w:val="center"/>
+            <w:hideMark/>
+          </w:tcPr>
+          <w:p>
+            <w:r/>
+            <w:r>
+              <w:t>{{ frequency_test_level_col_10 }}</w:t>
+            </w:r>
+          </w:p>
         </w:tc>
       </w:tr>
       <w:tr>
-        <w:tc>
-          <w:tcPr>
-            <w:tcW w:type="dxa" w:w="1656"/>
+        <w:trPr>
+          <w:trHeight w:val="283"/>
+          <w:jc w:val="center"/>
+        </w:trPr>
+        <w:tc>
+          <w:tcPr>
+            <w:tcW w:w="918" w:type="pct"/>
+            <w:tcBorders>
+              <w:top w:val="nil"/>
+              <w:left w:val="single" w:sz="4" w:space="0" w:color="auto"/>
+              <w:bottom w:val="single" w:sz="4" w:space="0" w:color="auto"/>
+              <w:right w:val="single" w:sz="4" w:space="0" w:color="auto"/>
+            </w:tcBorders>
+            <w:vAlign w:val="center"/>
+          </w:tcPr>
+          <w:p>
+            <w:pPr>
+              <w:spacing w:after="0" w:line="240" w:lineRule="auto"/>
+              <w:jc w:val="center"/>
+              <w:rPr>
+                <w:rFonts w:ascii="Arial" w:eastAsia="Times New Roman" w:hAnsi="Arial" w:cs="Arial"/>
+                <w:b/>
+                <w:bCs/>
+                <w:color w:val="000000"/>
+                <w:kern w:val="0"/>
+                <w:lang w:val="en-US" w:eastAsia="en-IN"/>
+                <w14:ligatures w14:val="none"/>
+              </w:rPr>
+            </w:pPr>
+            <w:r>
+              <w:rPr>
+                <w:rFonts w:ascii="Arial" w:eastAsia="Times New Roman" w:hAnsi="Arial" w:cs="Arial"/>
+                <w:color w:val="000000"/>
+                <w:kern w:val="0"/>
+                <w:lang w:eastAsia="en-IN"/>
+                <w14:ligatures w14:val="none"/>
+              </w:rPr>
+              <w:t>80 to 1000</w:t>
+            </w:r>
+          </w:p>
+        </w:tc>
+        <w:tc>
+          <w:tcPr>
+            <w:tcW w:w="536" w:type="pct"/>
+            <w:tcBorders>
+              <w:top w:val="nil"/>
+              <w:left w:val="nil"/>
+              <w:bottom w:val="single" w:sz="4" w:space="0" w:color="auto"/>
+              <w:right w:val="single" w:sz="4" w:space="0" w:color="auto"/>
+            </w:tcBorders>
+            <w:vAlign w:val="center"/>
           </w:tcPr>
           <w:p>
             <w:r/>
             <w:r>
-              <w:t>{{ r.c0 }}</w:t>
-            </w:r>
-          </w:p>
-        </w:tc>
-        <w:tc>
-          <w:tcPr>
-            <w:tcW w:type="dxa" w:w="968"/>
+              <w:t>{{ f_80_to_1000_col_1 }}</w:t>
+            </w:r>
+          </w:p>
+        </w:tc>
+        <w:tc>
+          <w:tcPr>
+            <w:tcW w:w="439" w:type="pct"/>
+            <w:tcBorders>
+              <w:top w:val="nil"/>
+              <w:left w:val="nil"/>
+              <w:bottom w:val="single" w:sz="4" w:space="0" w:color="auto"/>
+              <w:right w:val="single" w:sz="4" w:space="0" w:color="auto"/>
+            </w:tcBorders>
+            <w:vAlign w:val="center"/>
           </w:tcPr>
           <w:p>
             <w:r/>
             <w:r>
-              <w:t>{{ r.c1 }}</w:t>
-            </w:r>
-          </w:p>
-        </w:tc>
-        <w:tc>
-          <w:tcPr>
-            <w:tcW w:type="dxa" w:w="792"/>
+              <w:t>{{ f_80_to_1000_col_2 }}</w:t>
+            </w:r>
+          </w:p>
+        </w:tc>
+        <w:tc>
+          <w:tcPr>
+            <w:tcW w:w="388" w:type="pct"/>
+            <w:tcBorders>
+              <w:top w:val="nil"/>
+              <w:left w:val="nil"/>
+              <w:bottom w:val="single" w:sz="4" w:space="0" w:color="auto"/>
+              <w:right w:val="single" w:sz="4" w:space="0" w:color="auto"/>
+            </w:tcBorders>
+            <w:vAlign w:val="center"/>
           </w:tcPr>
           <w:p>
             <w:r/>
             <w:r>
-              <w:t>{{ r.c2 }}</w:t>
-            </w:r>
-          </w:p>
-        </w:tc>
-        <w:tc>
-          <w:tcPr>
-            <w:tcW w:type="dxa" w:w="700"/>
+              <w:t>{{ f_80_to_1000_col_3 }}</w:t>
+            </w:r>
+          </w:p>
+        </w:tc>
+        <w:tc>
+          <w:tcPr>
+            <w:tcW w:w="389" w:type="pct"/>
+            <w:tcBorders>
+              <w:top w:val="nil"/>
+              <w:left w:val="nil"/>
+              <w:bottom w:val="single" w:sz="4" w:space="0" w:color="auto"/>
+              <w:right w:val="single" w:sz="4" w:space="0" w:color="auto"/>
+            </w:tcBorders>
+            <w:vAlign w:val="center"/>
           </w:tcPr>
           <w:p>
             <w:r/>
             <w:r>
-              <w:t>{{ r.c3 }}</w:t>
-            </w:r>
-          </w:p>
-        </w:tc>
-        <w:tc>
-          <w:tcPr>
-            <w:tcW w:type="dxa" w:w="701"/>
+              <w:t>{{ f_80_to_1000_col_4 }}</w:t>
+            </w:r>
+          </w:p>
+        </w:tc>
+        <w:tc>
+          <w:tcPr>
+            <w:tcW w:w="389" w:type="pct"/>
+            <w:tcBorders>
+              <w:top w:val="nil"/>
+              <w:left w:val="nil"/>
+              <w:bottom w:val="single" w:sz="4" w:space="0" w:color="auto"/>
+              <w:right w:val="single" w:sz="4" w:space="0" w:color="auto"/>
+            </w:tcBorders>
+            <w:vAlign w:val="center"/>
           </w:tcPr>
           <w:p>
             <w:r/>
             <w:r>
-              <w:t>{{ r.c4 }}</w:t>
-            </w:r>
-          </w:p>
-        </w:tc>
-        <w:tc>
-          <w:tcPr>
-            <w:tcW w:type="dxa" w:w="701"/>
+              <w:t>{{ f_80_to_1000_col_5 }}</w:t>
+            </w:r>
+          </w:p>
+        </w:tc>
+        <w:tc>
+          <w:tcPr>
+            <w:tcW w:w="389" w:type="pct"/>
+            <w:tcBorders>
+              <w:top w:val="nil"/>
+              <w:left w:val="nil"/>
+              <w:bottom w:val="single" w:sz="4" w:space="0" w:color="auto"/>
+              <w:right w:val="single" w:sz="4" w:space="0" w:color="auto"/>
+            </w:tcBorders>
+            <w:vAlign w:val="center"/>
           </w:tcPr>
           <w:p>
             <w:r/>
             <w:r>
-              <w:t>{{ r.c5 }}</w:t>
-            </w:r>
-          </w:p>
-        </w:tc>
-        <w:tc>
-          <w:tcPr>
-            <w:tcW w:type="dxa" w:w="701"/>
+              <w:t>{{ f_80_to_1000_col_6 }}</w:t>
+            </w:r>
+          </w:p>
+        </w:tc>
+        <w:tc>
+          <w:tcPr>
+            <w:tcW w:w="389" w:type="pct"/>
+            <w:tcBorders>
+              <w:top w:val="nil"/>
+              <w:left w:val="nil"/>
+              <w:bottom w:val="single" w:sz="4" w:space="0" w:color="auto"/>
+              <w:right w:val="single" w:sz="4" w:space="0" w:color="auto"/>
+            </w:tcBorders>
+            <w:vAlign w:val="center"/>
           </w:tcPr>
           <w:p>
             <w:r/>
             <w:r>
-              <w:t>{{ r.c6 }}</w:t>
-            </w:r>
-          </w:p>
-        </w:tc>
-        <w:tc>
-          <w:tcPr>
-            <w:tcW w:type="dxa" w:w="701"/>
+              <w:t>{{ f_80_to_1000_col_7 }}</w:t>
+            </w:r>
+          </w:p>
+        </w:tc>
+        <w:tc>
+          <w:tcPr>
+            <w:tcW w:w="389" w:type="pct"/>
+            <w:tcBorders>
+              <w:top w:val="nil"/>
+              <w:left w:val="nil"/>
+              <w:bottom w:val="single" w:sz="4" w:space="0" w:color="auto"/>
+              <w:right w:val="single" w:sz="4" w:space="0" w:color="auto"/>
+            </w:tcBorders>
+            <w:vAlign w:val="center"/>
           </w:tcPr>
           <w:p>
             <w:r/>
             <w:r>
-              <w:t>{{ r.c7 }}</w:t>
-            </w:r>
-          </w:p>
-        </w:tc>
-        <w:tc>
-          <w:tcPr>
-            <w:tcW w:type="dxa" w:w="701"/>
+              <w:t>{{ f_80_to_1000_col_8 }}</w:t>
+            </w:r>
+          </w:p>
+        </w:tc>
+        <w:tc>
+          <w:tcPr>
+            <w:tcW w:w="389" w:type="pct"/>
+            <w:tcBorders>
+              <w:top w:val="nil"/>
+              <w:left w:val="nil"/>
+              <w:bottom w:val="single" w:sz="4" w:space="0" w:color="auto"/>
+              <w:right w:val="single" w:sz="4" w:space="0" w:color="auto"/>
+            </w:tcBorders>
+            <w:vAlign w:val="center"/>
           </w:tcPr>
           <w:p>
             <w:r/>
             <w:r>
-              <w:t>{{ r.c8 }}</w:t>
-            </w:r>
-          </w:p>
-        </w:tc>
-        <w:tc>
-          <w:tcPr>
-            <w:tcW w:type="dxa" w:w="701"/>
+              <w:t>{{ f_80_to_1000_col_9 }}</w:t>
+            </w:r>
+          </w:p>
+        </w:tc>
+        <w:tc>
+          <w:tcPr>
+            <w:tcW w:w="386" w:type="pct"/>
+            <w:tcBorders>
+              <w:top w:val="nil"/>
+              <w:left w:val="nil"/>
+              <w:bottom w:val="single" w:sz="4" w:space="0" w:color="auto"/>
+              <w:right w:val="single" w:sz="4" w:space="0" w:color="auto"/>
+            </w:tcBorders>
+            <w:vAlign w:val="center"/>
           </w:tcPr>
           <w:p>
             <w:r/>
             <w:r>
-              <w:t>{{ r.c9 }}</w:t>
-            </w:r>
-          </w:p>
-        </w:tc>
-        <w:tc>
-          <w:tcPr>
-            <w:tcW w:type="dxa" w:w="694"/>
-          </w:tcPr>
-          <w:p>
-            <w:r/>
-            <w:r>
-              <w:t>{{ r.c10 }}</w:t>
+              <w:t>{{ f_80_to_1000_col_10 }}</w:t>
             </w:r>
           </w:p>
         </w:tc>
       </w:tr>
       <w:tr>
-        <w:tc>
-          <w:tcPr>
-            <w:tcW w:type="dxa" w:w="1656"/>
+        <w:trPr>
+          <w:trHeight w:val="283"/>
+          <w:jc w:val="center"/>
+        </w:trPr>
+        <w:tc>
+          <w:tcPr>
+            <w:tcW w:w="918" w:type="pct"/>
+            <w:tcBorders>
+              <w:top w:val="nil"/>
+              <w:left w:val="single" w:sz="4" w:space="0" w:color="auto"/>
+              <w:bottom w:val="single" w:sz="4" w:space="0" w:color="auto"/>
+              <w:right w:val="single" w:sz="4" w:space="0" w:color="auto"/>
+            </w:tcBorders>
+            <w:vAlign w:val="center"/>
+          </w:tcPr>
+          <w:p>
+            <w:pPr>
+              <w:spacing w:after="0" w:line="240" w:lineRule="auto"/>
+              <w:jc w:val="center"/>
+              <w:rPr>
+                <w:rFonts w:ascii="Arial" w:eastAsia="Times New Roman" w:hAnsi="Arial" w:cs="Arial"/>
+                <w:color w:val="0070C0"/>
+                <w:kern w:val="0"/>
+                <w:highlight w:val="yellow"/>
+                <w:lang w:eastAsia="en-IN"/>
+                <w14:ligatures w14:val="none"/>
+              </w:rPr>
+            </w:pPr>
+            <w:r>
+              <w:rPr>
+                <w:rFonts w:ascii="Arial" w:eastAsia="Times New Roman" w:hAnsi="Arial" w:cs="Arial"/>
+                <w:color w:val="0070C0"/>
+                <w:kern w:val="0"/>
+                <w:lang w:eastAsia="en-IN"/>
+                <w14:ligatures w14:val="none"/>
+              </w:rPr>
+              <w:t>1000 to 6000</w:t>
+            </w:r>
+          </w:p>
+        </w:tc>
+        <w:tc>
+          <w:tcPr>
+            <w:tcW w:w="536" w:type="pct"/>
+            <w:tcBorders>
+              <w:top w:val="nil"/>
+              <w:left w:val="nil"/>
+              <w:bottom w:val="single" w:sz="4" w:space="0" w:color="auto"/>
+              <w:right w:val="single" w:sz="4" w:space="0" w:color="auto"/>
+            </w:tcBorders>
+            <w:vAlign w:val="center"/>
           </w:tcPr>
           <w:p>
             <w:r/>
             <w:r>
-              <w:t>{%tr endfor %}</w:t>
-            </w:r>
-          </w:p>
-        </w:tc>
-        <w:tc>
-          <w:tcPr>
-            <w:tcW w:type="dxa" w:w="968"/>
-          </w:tcPr>
-          <w:p/>
-        </w:tc>
-        <w:tc>
-          <w:tcPr>
-            <w:tcW w:type="dxa" w:w="792"/>
-          </w:tcPr>
-          <w:p/>
-        </w:tc>
-        <w:tc>
-          <w:tcPr>
-            <w:tcW w:type="dxa" w:w="700"/>
-          </w:tcPr>
-          <w:p/>
-        </w:tc>
-        <w:tc>
-          <w:tcPr>
-            <w:tcW w:type="dxa" w:w="701"/>
-          </w:tcPr>
-          <w:p/>
-        </w:tc>
-        <w:tc>
-          <w:tcPr>
-            <w:tcW w:type="dxa" w:w="701"/>
-          </w:tcPr>
-          <w:p/>
-        </w:tc>
-        <w:tc>
-          <w:tcPr>
-            <w:tcW w:type="dxa" w:w="701"/>
-          </w:tcPr>
-          <w:p/>
-        </w:tc>
-        <w:tc>
-          <w:tcPr>
-            <w:tcW w:type="dxa" w:w="701"/>
-          </w:tcPr>
-          <w:p/>
-        </w:tc>
-        <w:tc>
-          <w:tcPr>
-            <w:tcW w:type="dxa" w:w="701"/>
-          </w:tcPr>
-          <w:p/>
-        </w:tc>
-        <w:tc>
-          <w:tcPr>
-            <w:tcW w:type="dxa" w:w="701"/>
-          </w:tcPr>
-          <w:p/>
-        </w:tc>
-        <w:tc>
-          <w:tcPr>
-            <w:tcW w:type="dxa" w:w="694"/>
-          </w:tcPr>
-          <w:p/>
+              <w:t>{{ f_1000_to_6000_col_1 }}</w:t>
+            </w:r>
+          </w:p>
+        </w:tc>
+        <w:tc>
+          <w:tcPr>
+            <w:tcW w:w="439" w:type="pct"/>
+            <w:tcBorders>
+              <w:top w:val="nil"/>
+              <w:left w:val="nil"/>
+              <w:bottom w:val="single" w:sz="4" w:space="0" w:color="auto"/>
+              <w:right w:val="single" w:sz="4" w:space="0" w:color="auto"/>
+            </w:tcBorders>
+            <w:vAlign w:val="center"/>
+          </w:tcPr>
+          <w:p>
+            <w:r/>
+            <w:r>
+              <w:t>{{ f_1000_to_6000_col_2 }}</w:t>
+            </w:r>
+          </w:p>
+        </w:tc>
+        <w:tc>
+          <w:tcPr>
+            <w:tcW w:w="388" w:type="pct"/>
+            <w:tcBorders>
+              <w:top w:val="nil"/>
+              <w:left w:val="nil"/>
+              <w:bottom w:val="single" w:sz="4" w:space="0" w:color="auto"/>
+              <w:right w:val="single" w:sz="4" w:space="0" w:color="auto"/>
+            </w:tcBorders>
+            <w:vAlign w:val="center"/>
+          </w:tcPr>
+          <w:p>
+            <w:r/>
+            <w:r>
+              <w:t>{{ f_1000_to_6000_col_3 }}</w:t>
+            </w:r>
+          </w:p>
+        </w:tc>
+        <w:tc>
+          <w:tcPr>
+            <w:tcW w:w="389" w:type="pct"/>
+            <w:tcBorders>
+              <w:top w:val="nil"/>
+              <w:left w:val="nil"/>
+              <w:bottom w:val="single" w:sz="4" w:space="0" w:color="auto"/>
+              <w:right w:val="single" w:sz="4" w:space="0" w:color="auto"/>
+            </w:tcBorders>
+            <w:vAlign w:val="center"/>
+          </w:tcPr>
+          <w:p>
+            <w:r/>
+            <w:r>
+              <w:t>{{ f_1000_to_6000_col_4 }}</w:t>
+            </w:r>
+          </w:p>
+        </w:tc>
+        <w:tc>
+          <w:tcPr>
+            <w:tcW w:w="389" w:type="pct"/>
+            <w:tcBorders>
+              <w:top w:val="nil"/>
+              <w:left w:val="nil"/>
+              <w:bottom w:val="single" w:sz="4" w:space="0" w:color="auto"/>
+              <w:right w:val="single" w:sz="4" w:space="0" w:color="auto"/>
+            </w:tcBorders>
+            <w:vAlign w:val="center"/>
+          </w:tcPr>
+          <w:p>
+            <w:r/>
+            <w:r>
+              <w:t>{{ f_1000_to_6000_col_5 }}</w:t>
+            </w:r>
+          </w:p>
+        </w:tc>
+        <w:tc>
+          <w:tcPr>
+            <w:tcW w:w="389" w:type="pct"/>
+            <w:tcBorders>
+              <w:top w:val="nil"/>
+              <w:left w:val="nil"/>
+              <w:bottom w:val="single" w:sz="4" w:space="0" w:color="auto"/>
+              <w:right w:val="single" w:sz="4" w:space="0" w:color="auto"/>
+            </w:tcBorders>
+            <w:vAlign w:val="center"/>
+          </w:tcPr>
+          <w:p>
+            <w:r/>
+            <w:r>
+              <w:t>{{ f_1000_to_6000_col_6 }}</w:t>
+            </w:r>
+          </w:p>
+        </w:tc>
+        <w:tc>
+          <w:tcPr>
+            <w:tcW w:w="389" w:type="pct"/>
+            <w:tcBorders>
+              <w:top w:val="nil"/>
+              <w:left w:val="nil"/>
+              <w:bottom w:val="single" w:sz="4" w:space="0" w:color="auto"/>
+              <w:right w:val="single" w:sz="4" w:space="0" w:color="auto"/>
+            </w:tcBorders>
+            <w:vAlign w:val="center"/>
+          </w:tcPr>
+          <w:p>
+            <w:r/>
+            <w:r>
+              <w:t>{{ f_1000_to_6000_col_7 }}</w:t>
+            </w:r>
+          </w:p>
+        </w:tc>
+        <w:tc>
+          <w:tcPr>
+            <w:tcW w:w="389" w:type="pct"/>
+            <w:tcBorders>
+              <w:top w:val="nil"/>
+              <w:left w:val="nil"/>
+              <w:bottom w:val="single" w:sz="4" w:space="0" w:color="auto"/>
+              <w:right w:val="single" w:sz="4" w:space="0" w:color="auto"/>
+            </w:tcBorders>
+            <w:vAlign w:val="center"/>
+          </w:tcPr>
+          <w:p>
+            <w:r/>
+            <w:r>
+              <w:t>{{ f_1000_to_6000_col_8 }}</w:t>
+            </w:r>
+          </w:p>
+        </w:tc>
+        <w:tc>
+          <w:tcPr>
+            <w:tcW w:w="389" w:type="pct"/>
+            <w:tcBorders>
+              <w:top w:val="nil"/>
+              <w:left w:val="nil"/>
+              <w:bottom w:val="single" w:sz="4" w:space="0" w:color="auto"/>
+              <w:right w:val="single" w:sz="4" w:space="0" w:color="auto"/>
+            </w:tcBorders>
+            <w:vAlign w:val="center"/>
+          </w:tcPr>
+          <w:p>
+            <w:r/>
+            <w:r>
+              <w:t>{{ f_1000_to_6000_col_9 }}</w:t>
+            </w:r>
+          </w:p>
+        </w:tc>
+        <w:tc>
+          <w:tcPr>
+            <w:tcW w:w="386" w:type="pct"/>
+            <w:tcBorders>
+              <w:top w:val="nil"/>
+              <w:left w:val="nil"/>
+              <w:bottom w:val="single" w:sz="4" w:space="0" w:color="auto"/>
+              <w:right w:val="single" w:sz="4" w:space="0" w:color="auto"/>
+            </w:tcBorders>
+            <w:vAlign w:val="center"/>
+          </w:tcPr>
+          <w:p>
+            <w:r/>
+            <w:r>
+              <w:t>{{ f_1000_to_6000_col_10 }}</w:t>
+            </w:r>
+          </w:p>
+        </w:tc>
+      </w:tr>
+      <w:tr>
+        <w:trPr>
+          <w:trHeight w:val="283"/>
+          <w:jc w:val="center"/>
+        </w:trPr>
+        <w:tc>
+          <w:tcPr>
+            <w:tcW w:w="918" w:type="pct"/>
+            <w:tcBorders>
+              <w:top w:val="nil"/>
+              <w:left w:val="single" w:sz="4" w:space="0" w:color="auto"/>
+              <w:bottom w:val="single" w:sz="4" w:space="0" w:color="auto"/>
+              <w:right w:val="single" w:sz="4" w:space="0" w:color="auto"/>
+            </w:tcBorders>
+            <w:vAlign w:val="center"/>
+          </w:tcPr>
+          <w:p>
+            <w:pPr>
+              <w:spacing w:after="0" w:line="240" w:lineRule="auto"/>
+              <w:jc w:val="center"/>
+              <w:rPr>
+                <w:rFonts w:ascii="Arial" w:eastAsia="Times New Roman" w:hAnsi="Arial" w:cs="Arial"/>
+                <w:color w:val="0070C0"/>
+                <w:kern w:val="0"/>
+                <w:highlight w:val="yellow"/>
+                <w:lang w:eastAsia="en-IN"/>
+                <w14:ligatures w14:val="none"/>
+              </w:rPr>
+            </w:pPr>
+            <w:r>
+              <w:rPr>
+                <w:rFonts w:ascii="Arial" w:eastAsia="Times New Roman" w:hAnsi="Arial" w:cs="Arial"/>
+                <w:color w:val="0070C0"/>
+                <w:kern w:val="0"/>
+                <w:lang w:eastAsia="en-IN"/>
+                <w14:ligatures w14:val="none"/>
+              </w:rPr>
+              <w:t xml:space="preserve">ISM </w:t>
+            </w:r>
+            <w:proofErr w:type="gramStart"/>
+            <w:r>
+              <w:rPr>
+                <w:rFonts w:ascii="Arial" w:eastAsia="Times New Roman" w:hAnsi="Arial" w:cs="Arial"/>
+                <w:color w:val="0070C0"/>
+                <w:kern w:val="0"/>
+                <w:lang w:eastAsia="en-IN"/>
+                <w14:ligatures w14:val="none"/>
+              </w:rPr>
+              <w:t>Band</w:t>
+            </w:r>
+            <w:r>
+              <w:rPr>
+                <w:rFonts w:ascii="Arial" w:eastAsia="Times New Roman" w:hAnsi="Arial" w:cs="Arial"/>
+                <w:color w:val="0070C0"/>
+                <w:kern w:val="0"/>
+                <w:vertAlign w:val="superscript"/>
+                <w:lang w:eastAsia="en-IN"/>
+                <w14:ligatures w14:val="none"/>
+              </w:rPr>
+              <w:t>(</w:t>
+            </w:r>
+            <w:proofErr w:type="gramEnd"/>
+            <w:r>
+              <w:rPr>
+                <w:rFonts w:ascii="Arial" w:eastAsia="Times New Roman" w:hAnsi="Arial" w:cs="Arial"/>
+                <w:color w:val="0070C0"/>
+                <w:kern w:val="0"/>
+                <w:vertAlign w:val="superscript"/>
+                <w:lang w:eastAsia="en-IN"/>
+                <w14:ligatures w14:val="none"/>
+              </w:rPr>
+              <w:t>1)</w:t>
+            </w:r>
+          </w:p>
+        </w:tc>
+        <w:tc>
+          <w:tcPr>
+            <w:tcW w:w="536" w:type="pct"/>
+            <w:tcBorders>
+              <w:top w:val="nil"/>
+              <w:left w:val="nil"/>
+              <w:bottom w:val="single" w:sz="4" w:space="0" w:color="auto"/>
+              <w:right w:val="single" w:sz="4" w:space="0" w:color="auto"/>
+            </w:tcBorders>
+            <w:vAlign w:val="center"/>
+          </w:tcPr>
+          <w:p>
+            <w:r/>
+            <w:r>
+              <w:t>{{ ism_band_col_1 }}</w:t>
+            </w:r>
+          </w:p>
+        </w:tc>
+        <w:tc>
+          <w:tcPr>
+            <w:tcW w:w="439" w:type="pct"/>
+            <w:tcBorders>
+              <w:top w:val="nil"/>
+              <w:left w:val="nil"/>
+              <w:bottom w:val="single" w:sz="4" w:space="0" w:color="auto"/>
+              <w:right w:val="single" w:sz="4" w:space="0" w:color="auto"/>
+            </w:tcBorders>
+            <w:vAlign w:val="center"/>
+          </w:tcPr>
+          <w:p>
+            <w:r/>
+            <w:r>
+              <w:t>{{ ism_band_col_2 }}</w:t>
+            </w:r>
+          </w:p>
+        </w:tc>
+        <w:tc>
+          <w:tcPr>
+            <w:tcW w:w="388" w:type="pct"/>
+            <w:tcBorders>
+              <w:top w:val="nil"/>
+              <w:left w:val="nil"/>
+              <w:bottom w:val="single" w:sz="4" w:space="0" w:color="auto"/>
+              <w:right w:val="single" w:sz="4" w:space="0" w:color="auto"/>
+            </w:tcBorders>
+            <w:vAlign w:val="center"/>
+          </w:tcPr>
+          <w:p>
+            <w:r/>
+            <w:r>
+              <w:t>{{ ism_band_col_3 }}</w:t>
+            </w:r>
+          </w:p>
+        </w:tc>
+        <w:tc>
+          <w:tcPr>
+            <w:tcW w:w="389" w:type="pct"/>
+            <w:tcBorders>
+              <w:top w:val="nil"/>
+              <w:left w:val="nil"/>
+              <w:bottom w:val="single" w:sz="4" w:space="0" w:color="auto"/>
+              <w:right w:val="single" w:sz="4" w:space="0" w:color="auto"/>
+            </w:tcBorders>
+            <w:vAlign w:val="center"/>
+          </w:tcPr>
+          <w:p>
+            <w:r/>
+            <w:r>
+              <w:t>{{ ism_band_col_4 }}</w:t>
+            </w:r>
+          </w:p>
+        </w:tc>
+        <w:tc>
+          <w:tcPr>
+            <w:tcW w:w="389" w:type="pct"/>
+            <w:tcBorders>
+              <w:top w:val="nil"/>
+              <w:left w:val="nil"/>
+              <w:bottom w:val="single" w:sz="4" w:space="0" w:color="auto"/>
+              <w:right w:val="single" w:sz="4" w:space="0" w:color="auto"/>
+            </w:tcBorders>
+            <w:vAlign w:val="center"/>
+          </w:tcPr>
+          <w:p>
+            <w:r/>
+            <w:r>
+              <w:t>{{ ism_band_col_5 }}</w:t>
+            </w:r>
+          </w:p>
+        </w:tc>
+        <w:tc>
+          <w:tcPr>
+            <w:tcW w:w="389" w:type="pct"/>
+            <w:tcBorders>
+              <w:top w:val="nil"/>
+              <w:left w:val="nil"/>
+              <w:bottom w:val="single" w:sz="4" w:space="0" w:color="auto"/>
+              <w:right w:val="single" w:sz="4" w:space="0" w:color="auto"/>
+            </w:tcBorders>
+            <w:vAlign w:val="center"/>
+          </w:tcPr>
+          <w:p>
+            <w:r/>
+            <w:r>
+              <w:t>{{ ism_band_col_6 }}</w:t>
+            </w:r>
+          </w:p>
+        </w:tc>
+        <w:tc>
+          <w:tcPr>
+            <w:tcW w:w="389" w:type="pct"/>
+            <w:tcBorders>
+              <w:top w:val="nil"/>
+              <w:left w:val="nil"/>
+              <w:bottom w:val="single" w:sz="4" w:space="0" w:color="auto"/>
+              <w:right w:val="single" w:sz="4" w:space="0" w:color="auto"/>
+            </w:tcBorders>
+            <w:vAlign w:val="center"/>
+          </w:tcPr>
+          <w:p>
+            <w:r/>
+            <w:r>
+              <w:t>{{ ism_band_col_7 }}</w:t>
+            </w:r>
+          </w:p>
+        </w:tc>
+        <w:tc>
+          <w:tcPr>
+            <w:tcW w:w="389" w:type="pct"/>
+            <w:tcBorders>
+              <w:top w:val="nil"/>
+              <w:left w:val="nil"/>
+              <w:bottom w:val="single" w:sz="4" w:space="0" w:color="auto"/>
+              <w:right w:val="single" w:sz="4" w:space="0" w:color="auto"/>
+            </w:tcBorders>
+            <w:vAlign w:val="center"/>
+          </w:tcPr>
+          <w:p>
+            <w:r/>
+            <w:r>
+              <w:t>{{ ism_band_col_8 }}</w:t>
+            </w:r>
+          </w:p>
+        </w:tc>
+        <w:tc>
+          <w:tcPr>
+            <w:tcW w:w="389" w:type="pct"/>
+            <w:tcBorders>
+              <w:top w:val="nil"/>
+              <w:left w:val="nil"/>
+              <w:bottom w:val="single" w:sz="4" w:space="0" w:color="auto"/>
+              <w:right w:val="single" w:sz="4" w:space="0" w:color="auto"/>
+            </w:tcBorders>
+            <w:vAlign w:val="center"/>
+          </w:tcPr>
+          <w:p>
+            <w:r/>
+            <w:r>
+              <w:t>{{ ism_band_col_9 }}</w:t>
+            </w:r>
+          </w:p>
+        </w:tc>
+        <w:tc>
+          <w:tcPr>
+            <w:tcW w:w="386" w:type="pct"/>
+            <w:tcBorders>
+              <w:top w:val="nil"/>
+              <w:left w:val="nil"/>
+              <w:bottom w:val="single" w:sz="4" w:space="0" w:color="auto"/>
+              <w:right w:val="single" w:sz="4" w:space="0" w:color="auto"/>
+            </w:tcBorders>
+            <w:vAlign w:val="center"/>
+          </w:tcPr>
+          <w:p>
+            <w:r/>
+            <w:r>
+              <w:t>{{ ism_band_col_10 }}</w:t>
+            </w:r>
+          </w:p>
         </w:tc>
       </w:tr>
     </w:tbl>
@@ -2881,27 +3638,16 @@
     </w:p>
     <w:p>
       <w:pPr>
-        <w:spacing w:after="0"/>
-        <w:jc w:val="center"/>
-        <w:rPr>
-          <w:rFonts w:ascii="Arial" w:hAnsi="Arial" w:cs="Arial"/>
-          <w:color w:val="0070C0"/>
-          <w:lang w:val="en-US"/>
-        </w:rPr>
+        <w:spacing w:before="0" w:after="0"/>
       </w:pPr>
       <w:r>
-        <w:rPr>
-          <w:rFonts w:ascii="Arial" w:hAnsi="Arial" w:cs="Arial"/>
-          <w:color w:val="0070C0"/>
-          <w:lang w:val="en-US"/>
-        </w:rPr>
-        <w:t>&gt;</w:t>
+        <w:t>{{ img_photo_1 }}</w:t>
       </w:r>
     </w:p>
     <w:p>
       <w:pPr>
         <w:pStyle w:val="Caption"/>
-        <w:spacing w:after="0"/>
+        <w:spacing w:after="0" w:before="0"/>
         <w:jc w:val="center"/>
         <w:rPr>
           <w:rFonts w:ascii="Arial" w:hAnsi="Arial" w:cs="Arial"/>
@@ -3123,26 +3869,29 @@
       <w:bookmarkEnd w:id="135"/>
     </w:p>
     <w:p>
+      <w:pPr>
+        <w:spacing w:after="0"/>
+        <w:jc w:val="center"/>
+        <w:rPr>
+          <w:rFonts w:ascii="Arial" w:hAnsi="Arial" w:cs="Arial"/>
+          <w:b/>
+          <w:bCs/>
+          <w:lang w:val="en-US"/>
+        </w:rPr>
+      </w:pPr>
+    </w:p>
+    <w:p>
+      <w:pPr>
+        <w:spacing w:before="0" w:after="0"/>
+      </w:pPr>
       <w:r>
-        <w:t>{{ img_photo_1 }}</w:t>
+        <w:t>{{ img_photo_2 }}</w:t>
       </w:r>
     </w:p>
     <w:p>
       <w:pPr>
-        <w:spacing w:after="0"/>
-        <w:jc w:val="center"/>
-        <w:rPr>
-          <w:rFonts w:ascii="Arial" w:hAnsi="Arial" w:cs="Arial"/>
-          <w:b/>
-          <w:bCs/>
-          <w:lang w:val="en-US"/>
-        </w:rPr>
-      </w:pPr>
-    </w:p>
-    <w:p>
-      <w:pPr>
         <w:pStyle w:val="Caption"/>
-        <w:spacing w:after="0"/>
+        <w:spacing w:after="0" w:before="0"/>
         <w:jc w:val="center"/>
         <w:rPr>
           <w:rFonts w:ascii="Arial" w:hAnsi="Arial" w:cs="Arial"/>
@@ -3364,24 +4113,27 @@
       <w:bookmarkEnd w:id="136"/>
     </w:p>
     <w:p>
+      <w:pPr>
+        <w:spacing w:after="0"/>
+        <w:jc w:val="center"/>
+        <w:rPr>
+          <w:rFonts w:ascii="Arial" w:hAnsi="Arial" w:cs="Arial"/>
+          <w:lang w:val="en-US"/>
+        </w:rPr>
+      </w:pPr>
+    </w:p>
+    <w:p>
+      <w:pPr>
+        <w:spacing w:before="0" w:after="0"/>
+      </w:pPr>
       <w:r>
-        <w:t>{{ img_photo_2 }}</w:t>
+        <w:t>{{ img_photo_3 }}</w:t>
       </w:r>
     </w:p>
     <w:p>
       <w:pPr>
-        <w:spacing w:after="0"/>
-        <w:jc w:val="center"/>
-        <w:rPr>
-          <w:rFonts w:ascii="Arial" w:hAnsi="Arial" w:cs="Arial"/>
-          <w:lang w:val="en-US"/>
-        </w:rPr>
-      </w:pPr>
-    </w:p>
-    <w:p>
-      <w:pPr>
         <w:pStyle w:val="Caption"/>
-        <w:spacing w:after="0"/>
+        <w:spacing w:after="0" w:before="0"/>
         <w:jc w:val="center"/>
         <w:rPr>
           <w:rFonts w:ascii="Arial" w:hAnsi="Arial" w:cs="Arial"/>
@@ -3603,26 +4355,29 @@
       <w:bookmarkEnd w:id="137"/>
     </w:p>
     <w:p>
+      <w:pPr>
+        <w:spacing w:after="0"/>
+        <w:jc w:val="center"/>
+        <w:rPr>
+          <w:rFonts w:ascii="Arial" w:hAnsi="Arial" w:cs="Arial"/>
+          <w:b/>
+          <w:bCs/>
+          <w:lang w:val="en-US"/>
+        </w:rPr>
+      </w:pPr>
+    </w:p>
+    <w:p>
+      <w:pPr>
+        <w:spacing w:before="0" w:after="0"/>
+      </w:pPr>
       <w:r>
-        <w:t>{{ img_photo_3 }}</w:t>
+        <w:t>{{ img_photo_4 }}</w:t>
       </w:r>
     </w:p>
     <w:p>
       <w:pPr>
-        <w:spacing w:after="0"/>
-        <w:jc w:val="center"/>
-        <w:rPr>
-          <w:rFonts w:ascii="Arial" w:hAnsi="Arial" w:cs="Arial"/>
-          <w:b/>
-          <w:bCs/>
-          <w:lang w:val="en-US"/>
-        </w:rPr>
-      </w:pPr>
-    </w:p>
-    <w:p>
-      <w:pPr>
         <w:pStyle w:val="Caption"/>
-        <w:spacing w:after="0"/>
+        <w:spacing w:after="0" w:before="0"/>
         <w:jc w:val="center"/>
         <w:rPr>
           <w:rFonts w:ascii="Arial" w:hAnsi="Arial" w:cs="Arial"/>
@@ -3842,11 +4597,6 @@
         <w:t xml:space="preserve"> 6 GHz</w:t>
       </w:r>
       <w:bookmarkEnd w:id="138"/>
-    </w:p>
-    <w:p>
-      <w:r>
-        <w:t>{{ img_photo_4 }}</w:t>
-      </w:r>
     </w:p>
     <w:p>
       <w:pPr>
@@ -3912,6 +4662,7 @@
       <w:tr>
         <w:trPr>
           <w:trHeight w:val="567"/>
+          <w:tblHeader/>
         </w:trPr>
         <w:tc>
           <w:tcPr>
@@ -4261,6 +5012,7 @@
       <w:tr>
         <w:trPr>
           <w:trHeight w:val="340"/>
+          <w:tblHeader/>
         </w:trPr>
         <w:tc>
           <w:tcPr>
@@ -4550,9 +5302,23 @@
             <w:vAlign w:val="center"/>
           </w:tcPr>
           <w:p>
-            <w:r/>
-            <w:r>
-              <w:t>{{ tested_by_2 }}</w:t>
+            <w:pPr>
+              <w:jc w:val="center"/>
+              <w:rPr>
+                <w:rFonts w:ascii="Arial" w:hAnsi="Arial" w:cs="Arial"/>
+                <w:b/>
+                <w:bCs/>
+                <w:color w:val="000000" w:themeColor="text1"/>
+              </w:rPr>
+            </w:pPr>
+            <w:r>
+              <w:rPr>
+                <w:rFonts w:ascii="Arial" w:eastAsiaTheme="majorEastAsia" w:hAnsi="Arial" w:cs="Arial"/>
+                <w:b/>
+                <w:bCs/>
+                <w:lang w:val="en-US"/>
+              </w:rPr>
+              <w:t>Tested By</w:t>
             </w:r>
           </w:p>
         </w:tc>

--- a/datasheet_gen/word_templates/RS_RI.docx
+++ b/datasheet_gen/word_templates/RS_RI.docx
@@ -980,6 +980,9 @@
       <w:r>
         <w:t>Functional check is conducted as per SOP reference number: {{ sop_reference }}.</w:t>
       </w:r>
+      <w:r>
+        <w:t xml:space="preserve"> No deviation observed from the functional check.</w:t>
+      </w:r>
     </w:p>
     <w:p>
       <w:pPr>
@@ -1299,9 +1302,8 @@
             <w:vAlign w:val="center"/>
           </w:tcPr>
           <w:p>
-            <w:r/>
-            <w:r>
-              <w:t>{{ immunity_test_requirement }}</w:t>
+            <w:r>
+              <w:t>{{r immunity_test_requirement }}</w:t>
             </w:r>
           </w:p>
         </w:tc>
@@ -1429,9 +1431,8 @@
             <w:vAlign w:val="center"/>
           </w:tcPr>
           <w:p>
-            <w:r/>
-            <w:r>
-              <w:t>{{ field_strength_col_1 }}</w:t>
+            <w:r>
+              <w:t>{{r field_strength_col_1 }}</w:t>
             </w:r>
           </w:p>
         </w:tc>
@@ -1441,9 +1442,8 @@
             <w:vAlign w:val="center"/>
           </w:tcPr>
           <w:p>
-            <w:r/>
-            <w:r>
-              <w:t>{{ field_strength_col_2 }}</w:t>
+            <w:r>
+              <w:t>{{r field_strength_col_2 }}</w:t>
             </w:r>
           </w:p>
         </w:tc>
@@ -1721,9 +1721,8 @@
             <w:vAlign w:val="center"/>
           </w:tcPr>
           <w:p>
-            <w:r/>
-            <w:r>
-              <w:t>{{ test_distance }}</w:t>
+            <w:r>
+              <w:t>{{r test_distance }}</w:t>
             </w:r>
           </w:p>
         </w:tc>
@@ -1885,25 +1884,13 @@
         </w:tc>
         <w:tc>
           <w:tcPr>
-            <w:tcW w:w="2809" w:type="dxa"/>
-            <w:vAlign w:val="center"/>
-          </w:tcPr>
-          <w:p>
-            <w:r/>
-            <w:r>
-              <w:t>{{ eut_configuration_col_1 }}</w:t>
-            </w:r>
-          </w:p>
-        </w:tc>
-        <w:tc>
-          <w:tcPr>
-            <w:tcW w:w="2810" w:type="dxa"/>
-            <w:vAlign w:val="center"/>
-          </w:tcPr>
-          <w:p>
-            <w:r/>
-            <w:r>
-              <w:t>{{ eut_configuration_col_2 }}</w:t>
+            <w:tcW w:w="5619" w:type="dxa"/>
+            <w:gridSpan w:val="2"/>
+            <w:vAlign w:val="center"/>
+          </w:tcPr>
+          <w:p>
+            <w:r>
+              <w:t>{{ eut_configuration }}</w:t>
             </w:r>
           </w:p>
         </w:tc>
@@ -1977,13 +1964,22 @@
         <w:tc>
           <w:tcPr>
             <w:tcW w:w="5619" w:type="dxa"/>
-            <w:gridSpan w:val="2"/>
-            <w:vAlign w:val="center"/>
-          </w:tcPr>
-          <w:p>
-            <w:r/>
-            <w:r>
-              <w:t>{{ ambient_temperature }}</w:t>
+            <w:vAlign w:val="center"/>
+          </w:tcPr>
+          <w:p>
+            <w:r>
+              <w:t>{{ ambient_temperature_col_1 }}</w:t>
+            </w:r>
+          </w:p>
+        </w:tc>
+        <w:tc>
+          <w:tcPr>
+            <w:tcW w:w="5619" w:type="dxa"/>
+            <w:vAlign w:val="center"/>
+          </w:tcPr>
+          <w:p>
+            <w:r>
+              <w:t>{{ ambient_temperature_col_2 }}</w:t>
             </w:r>
           </w:p>
         </w:tc>
@@ -2017,13 +2013,22 @@
         <w:tc>
           <w:tcPr>
             <w:tcW w:w="5619" w:type="dxa"/>
-            <w:gridSpan w:val="2"/>
-            <w:vAlign w:val="center"/>
-          </w:tcPr>
-          <w:p>
-            <w:r/>
-            <w:r>
-              <w:t>{{ relative_humidity }}</w:t>
+            <w:vAlign w:val="center"/>
+          </w:tcPr>
+          <w:p>
+            <w:r>
+              <w:t>{{ relative_humidity_col_1 }}</w:t>
+            </w:r>
+          </w:p>
+        </w:tc>
+        <w:tc>
+          <w:tcPr>
+            <w:tcW w:w="5619" w:type="dxa"/>
+            <w:vAlign w:val="center"/>
+          </w:tcPr>
+          <w:p>
+            <w:r>
+              <w:t>{{ relative_humidity_col_2 }}</w:t>
             </w:r>
           </w:p>
         </w:tc>
@@ -2057,13 +2062,22 @@
         <w:tc>
           <w:tcPr>
             <w:tcW w:w="5619" w:type="dxa"/>
-            <w:gridSpan w:val="2"/>
-            <w:vAlign w:val="center"/>
-          </w:tcPr>
-          <w:p>
-            <w:r/>
-            <w:r>
-              <w:t>{{ test_date }}</w:t>
+            <w:vAlign w:val="center"/>
+          </w:tcPr>
+          <w:p>
+            <w:r>
+              <w:t>{{ test_date_col_1 }}</w:t>
+            </w:r>
+          </w:p>
+        </w:tc>
+        <w:tc>
+          <w:tcPr>
+            <w:tcW w:w="5619" w:type="dxa"/>
+            <w:vAlign w:val="center"/>
+          </w:tcPr>
+          <w:p>
+            <w:r>
+              <w:t>{{ test_date_col_2 }}</w:t>
             </w:r>
           </w:p>
         </w:tc>
@@ -2462,10 +2476,10 @@
             <w:hideMark/>
           </w:tcPr>
           <w:p>
+            <w:r>
+              <w:t>Dwell time (s)</w:t>
+            </w:r>
             <w:r/>
-            <w:r>
-              <w:t>{{ frequency_test_level_col_2_2 }}</w:t>
-            </w:r>
           </w:p>
         </w:tc>
         <w:tc>
@@ -2482,10 +2496,10 @@
             <w:hideMark/>
           </w:tcPr>
           <w:p>
+            <w:r>
+              <w:t>Horizontal Polarization</w:t>
+            </w:r>
             <w:r/>
-            <w:r>
-              <w:t>{{ frequency_test_level_col_3 }}</w:t>
-            </w:r>
           </w:p>
         </w:tc>
         <w:tc>
@@ -2502,10 +2516,10 @@
             <w:hideMark/>
           </w:tcPr>
           <w:p>
+            <w:r>
+              <w:t>Vertical Polarization</w:t>
+            </w:r>
             <w:r/>
-            <w:r>
-              <w:t>{{ frequency_test_level_col_7 }}</w:t>
-            </w:r>
           </w:p>
         </w:tc>
       </w:tr>
@@ -2611,10 +2625,10 @@
             <w:hideMark/>
           </w:tcPr>
           <w:p>
+            <w:r>
+              <w:t>0°</w:t>
+            </w:r>
             <w:r/>
-            <w:r>
-              <w:t>{{ frequency_test_level_col_3_2 }}</w:t>
-            </w:r>
           </w:p>
         </w:tc>
         <w:tc>
@@ -2630,10 +2644,10 @@
             <w:hideMark/>
           </w:tcPr>
           <w:p>
+            <w:r>
+              <w:t>90°</w:t>
+            </w:r>
             <w:r/>
-            <w:r>
-              <w:t>{{ frequency_test_level_col_4 }}</w:t>
-            </w:r>
           </w:p>
         </w:tc>
         <w:tc>
@@ -2649,10 +2663,10 @@
             <w:hideMark/>
           </w:tcPr>
           <w:p>
+            <w:r>
+              <w:t>180°</w:t>
+            </w:r>
             <w:r/>
-            <w:r>
-              <w:t>{{ frequency_test_level_col_5 }}</w:t>
-            </w:r>
           </w:p>
         </w:tc>
         <w:tc>
@@ -2668,10 +2682,10 @@
             <w:hideMark/>
           </w:tcPr>
           <w:p>
+            <w:r>
+              <w:t>270°</w:t>
+            </w:r>
             <w:r/>
-            <w:r>
-              <w:t>{{ frequency_test_level_col_6 }}</w:t>
-            </w:r>
           </w:p>
         </w:tc>
         <w:tc>
@@ -2687,10 +2701,10 @@
             <w:hideMark/>
           </w:tcPr>
           <w:p>
+            <w:r>
+              <w:t>0°</w:t>
+            </w:r>
             <w:r/>
-            <w:r>
-              <w:t>{{ frequency_test_level_col_7_2 }}</w:t>
-            </w:r>
           </w:p>
         </w:tc>
         <w:tc>
@@ -2706,10 +2720,10 @@
             <w:hideMark/>
           </w:tcPr>
           <w:p>
+            <w:r>
+              <w:t>90°</w:t>
+            </w:r>
             <w:r/>
-            <w:r>
-              <w:t>{{ frequency_test_level_col_8 }}</w:t>
-            </w:r>
           </w:p>
         </w:tc>
         <w:tc>
@@ -2725,10 +2739,10 @@
             <w:hideMark/>
           </w:tcPr>
           <w:p>
+            <w:r>
+              <w:t>180°</w:t>
+            </w:r>
             <w:r/>
-            <w:r>
-              <w:t>{{ frequency_test_level_col_9 }}</w:t>
-            </w:r>
           </w:p>
         </w:tc>
         <w:tc>
@@ -2744,10 +2758,10 @@
             <w:hideMark/>
           </w:tcPr>
           <w:p>
+            <w:r>
+              <w:t>270°</w:t>
+            </w:r>
             <w:r/>
-            <w:r>
-              <w:t>{{ frequency_test_level_col_10 }}</w:t>
-            </w:r>
           </w:p>
         </w:tc>
       </w:tr>
@@ -3196,262 +3210,6 @@
           </w:p>
         </w:tc>
       </w:tr>
-      <w:tr>
-        <w:trPr>
-          <w:trHeight w:val="283"/>
-          <w:jc w:val="center"/>
-        </w:trPr>
-        <w:tc>
-          <w:tcPr>
-            <w:tcW w:w="918" w:type="pct"/>
-            <w:tcBorders>
-              <w:top w:val="nil"/>
-              <w:left w:val="single" w:sz="4" w:space="0" w:color="auto"/>
-              <w:bottom w:val="single" w:sz="4" w:space="0" w:color="auto"/>
-              <w:right w:val="single" w:sz="4" w:space="0" w:color="auto"/>
-            </w:tcBorders>
-            <w:vAlign w:val="center"/>
-          </w:tcPr>
-          <w:p>
-            <w:pPr>
-              <w:spacing w:after="0" w:line="240" w:lineRule="auto"/>
-              <w:jc w:val="center"/>
-              <w:rPr>
-                <w:rFonts w:ascii="Arial" w:eastAsia="Times New Roman" w:hAnsi="Arial" w:cs="Arial"/>
-                <w:color w:val="0070C0"/>
-                <w:kern w:val="0"/>
-                <w:highlight w:val="yellow"/>
-                <w:lang w:eastAsia="en-IN"/>
-                <w14:ligatures w14:val="none"/>
-              </w:rPr>
-            </w:pPr>
-            <w:r>
-              <w:rPr>
-                <w:rFonts w:ascii="Arial" w:eastAsia="Times New Roman" w:hAnsi="Arial" w:cs="Arial"/>
-                <w:color w:val="0070C0"/>
-                <w:kern w:val="0"/>
-                <w:lang w:eastAsia="en-IN"/>
-                <w14:ligatures w14:val="none"/>
-              </w:rPr>
-              <w:t xml:space="preserve">ISM </w:t>
-            </w:r>
-            <w:proofErr w:type="gramStart"/>
-            <w:r>
-              <w:rPr>
-                <w:rFonts w:ascii="Arial" w:eastAsia="Times New Roman" w:hAnsi="Arial" w:cs="Arial"/>
-                <w:color w:val="0070C0"/>
-                <w:kern w:val="0"/>
-                <w:lang w:eastAsia="en-IN"/>
-                <w14:ligatures w14:val="none"/>
-              </w:rPr>
-              <w:t>Band</w:t>
-            </w:r>
-            <w:r>
-              <w:rPr>
-                <w:rFonts w:ascii="Arial" w:eastAsia="Times New Roman" w:hAnsi="Arial" w:cs="Arial"/>
-                <w:color w:val="0070C0"/>
-                <w:kern w:val="0"/>
-                <w:vertAlign w:val="superscript"/>
-                <w:lang w:eastAsia="en-IN"/>
-                <w14:ligatures w14:val="none"/>
-              </w:rPr>
-              <w:t>(</w:t>
-            </w:r>
-            <w:proofErr w:type="gramEnd"/>
-            <w:r>
-              <w:rPr>
-                <w:rFonts w:ascii="Arial" w:eastAsia="Times New Roman" w:hAnsi="Arial" w:cs="Arial"/>
-                <w:color w:val="0070C0"/>
-                <w:kern w:val="0"/>
-                <w:vertAlign w:val="superscript"/>
-                <w:lang w:eastAsia="en-IN"/>
-                <w14:ligatures w14:val="none"/>
-              </w:rPr>
-              <w:t>1)</w:t>
-            </w:r>
-          </w:p>
-        </w:tc>
-        <w:tc>
-          <w:tcPr>
-            <w:tcW w:w="536" w:type="pct"/>
-            <w:tcBorders>
-              <w:top w:val="nil"/>
-              <w:left w:val="nil"/>
-              <w:bottom w:val="single" w:sz="4" w:space="0" w:color="auto"/>
-              <w:right w:val="single" w:sz="4" w:space="0" w:color="auto"/>
-            </w:tcBorders>
-            <w:vAlign w:val="center"/>
-          </w:tcPr>
-          <w:p>
-            <w:r/>
-            <w:r>
-              <w:t>{{ ism_band_col_1 }}</w:t>
-            </w:r>
-          </w:p>
-        </w:tc>
-        <w:tc>
-          <w:tcPr>
-            <w:tcW w:w="439" w:type="pct"/>
-            <w:tcBorders>
-              <w:top w:val="nil"/>
-              <w:left w:val="nil"/>
-              <w:bottom w:val="single" w:sz="4" w:space="0" w:color="auto"/>
-              <w:right w:val="single" w:sz="4" w:space="0" w:color="auto"/>
-            </w:tcBorders>
-            <w:vAlign w:val="center"/>
-          </w:tcPr>
-          <w:p>
-            <w:r/>
-            <w:r>
-              <w:t>{{ ism_band_col_2 }}</w:t>
-            </w:r>
-          </w:p>
-        </w:tc>
-        <w:tc>
-          <w:tcPr>
-            <w:tcW w:w="388" w:type="pct"/>
-            <w:tcBorders>
-              <w:top w:val="nil"/>
-              <w:left w:val="nil"/>
-              <w:bottom w:val="single" w:sz="4" w:space="0" w:color="auto"/>
-              <w:right w:val="single" w:sz="4" w:space="0" w:color="auto"/>
-            </w:tcBorders>
-            <w:vAlign w:val="center"/>
-          </w:tcPr>
-          <w:p>
-            <w:r/>
-            <w:r>
-              <w:t>{{ ism_band_col_3 }}</w:t>
-            </w:r>
-          </w:p>
-        </w:tc>
-        <w:tc>
-          <w:tcPr>
-            <w:tcW w:w="389" w:type="pct"/>
-            <w:tcBorders>
-              <w:top w:val="nil"/>
-              <w:left w:val="nil"/>
-              <w:bottom w:val="single" w:sz="4" w:space="0" w:color="auto"/>
-              <w:right w:val="single" w:sz="4" w:space="0" w:color="auto"/>
-            </w:tcBorders>
-            <w:vAlign w:val="center"/>
-          </w:tcPr>
-          <w:p>
-            <w:r/>
-            <w:r>
-              <w:t>{{ ism_band_col_4 }}</w:t>
-            </w:r>
-          </w:p>
-        </w:tc>
-        <w:tc>
-          <w:tcPr>
-            <w:tcW w:w="389" w:type="pct"/>
-            <w:tcBorders>
-              <w:top w:val="nil"/>
-              <w:left w:val="nil"/>
-              <w:bottom w:val="single" w:sz="4" w:space="0" w:color="auto"/>
-              <w:right w:val="single" w:sz="4" w:space="0" w:color="auto"/>
-            </w:tcBorders>
-            <w:vAlign w:val="center"/>
-          </w:tcPr>
-          <w:p>
-            <w:r/>
-            <w:r>
-              <w:t>{{ ism_band_col_5 }}</w:t>
-            </w:r>
-          </w:p>
-        </w:tc>
-        <w:tc>
-          <w:tcPr>
-            <w:tcW w:w="389" w:type="pct"/>
-            <w:tcBorders>
-              <w:top w:val="nil"/>
-              <w:left w:val="nil"/>
-              <w:bottom w:val="single" w:sz="4" w:space="0" w:color="auto"/>
-              <w:right w:val="single" w:sz="4" w:space="0" w:color="auto"/>
-            </w:tcBorders>
-            <w:vAlign w:val="center"/>
-          </w:tcPr>
-          <w:p>
-            <w:r/>
-            <w:r>
-              <w:t>{{ ism_band_col_6 }}</w:t>
-            </w:r>
-          </w:p>
-        </w:tc>
-        <w:tc>
-          <w:tcPr>
-            <w:tcW w:w="389" w:type="pct"/>
-            <w:tcBorders>
-              <w:top w:val="nil"/>
-              <w:left w:val="nil"/>
-              <w:bottom w:val="single" w:sz="4" w:space="0" w:color="auto"/>
-              <w:right w:val="single" w:sz="4" w:space="0" w:color="auto"/>
-            </w:tcBorders>
-            <w:vAlign w:val="center"/>
-          </w:tcPr>
-          <w:p>
-            <w:r/>
-            <w:r>
-              <w:t>{{ ism_band_col_7 }}</w:t>
-            </w:r>
-          </w:p>
-        </w:tc>
-        <w:tc>
-          <w:tcPr>
-            <w:tcW w:w="389" w:type="pct"/>
-            <w:tcBorders>
-              <w:top w:val="nil"/>
-              <w:left w:val="nil"/>
-              <w:bottom w:val="single" w:sz="4" w:space="0" w:color="auto"/>
-              <w:right w:val="single" w:sz="4" w:space="0" w:color="auto"/>
-            </w:tcBorders>
-            <w:vAlign w:val="center"/>
-          </w:tcPr>
-          <w:p>
-            <w:r/>
-            <w:r>
-              <w:t>{{ ism_band_col_8 }}</w:t>
-            </w:r>
-          </w:p>
-        </w:tc>
-        <w:tc>
-          <w:tcPr>
-            <w:tcW w:w="389" w:type="pct"/>
-            <w:tcBorders>
-              <w:top w:val="nil"/>
-              <w:left w:val="nil"/>
-              <w:bottom w:val="single" w:sz="4" w:space="0" w:color="auto"/>
-              <w:right w:val="single" w:sz="4" w:space="0" w:color="auto"/>
-            </w:tcBorders>
-            <w:vAlign w:val="center"/>
-          </w:tcPr>
-          <w:p>
-            <w:r/>
-            <w:r>
-              <w:t>{{ ism_band_col_9 }}</w:t>
-            </w:r>
-          </w:p>
-        </w:tc>
-        <w:tc>
-          <w:tcPr>
-            <w:tcW w:w="386" w:type="pct"/>
-            <w:tcBorders>
-              <w:top w:val="nil"/>
-              <w:left w:val="nil"/>
-              <w:bottom w:val="single" w:sz="4" w:space="0" w:color="auto"/>
-              <w:right w:val="single" w:sz="4" w:space="0" w:color="auto"/>
-            </w:tcBorders>
-            <w:vAlign w:val="center"/>
-          </w:tcPr>
-          <w:p>
-            <w:r/>
-            <w:r>
-              <w:t>{{ ism_band_col_10 }}</w:t>
-            </w:r>
-          </w:p>
-        </w:tc>
-      </w:tr>
     </w:tbl>
     <w:p>
       <w:pPr>
@@ -3546,39 +3304,6 @@
           <w:lang w:val="en-US"/>
         </w:rPr>
       </w:pPr>
-    </w:p>
-    <w:p>
-      <w:pPr>
-        <w:pStyle w:val="ListParagraph"/>
-        <w:numPr>
-          <w:ilvl w:val="0"/>
-          <w:numId w:val="18"/>
-        </w:numPr>
-        <w:spacing w:after="0"/>
-        <w:rPr>
-          <w:rFonts w:ascii="Arial" w:hAnsi="Arial" w:cs="Arial"/>
-          <w:b/>
-          <w:bCs/>
-          <w:lang w:val="en-US"/>
-        </w:rPr>
-      </w:pPr>
-      <w:r>
-        <w:rPr>
-          <w:rFonts w:ascii="Arial" w:hAnsi="Arial" w:cs="Arial"/>
-          <w:bCs/>
-          <w:highlight w:val="yellow"/>
-          <w:lang w:val="en-US"/>
-        </w:rPr>
-        <w:t>ISM Band as per table 9 of IEC 60601-1-2:2014+AMD1:2020</w:t>
-      </w:r>
-      <w:r>
-        <w:rPr>
-          <w:rFonts w:ascii="Arial" w:hAnsi="Arial" w:cs="Arial"/>
-          <w:bCs/>
-          <w:color w:val="00B0F0"/>
-          <w:lang w:val="en-US"/>
-        </w:rPr>
-      </w:r>
     </w:p>
     <w:p>
       <w:pPr>
@@ -3675,7 +3400,7 @@
           <w:szCs w:val="20"/>
           <w:u w:val="none"/>
         </w:rPr>
-        <w:t>Photo</w:t>
+        <w:t>{{ img_photo_1_caption }}</w:t>
       </w:r>
       <w:r>
         <w:rPr>
@@ -3689,7 +3414,6 @@
           <w:color w:val="auto"/>
           <w:u w:val="none"/>
         </w:rPr>
-        <w:t xml:space="preserve"> </w:t>
       </w:r>
       <w:r>
         <w:rPr>
@@ -3705,7 +3429,6 @@
           <w:szCs w:val="20"/>
           <w:u w:val="none"/>
         </w:rPr>
-        <w:fldChar w:fldCharType="begin"/>
       </w:r>
       <w:r>
         <w:rPr>
@@ -3721,7 +3444,6 @@
           <w:szCs w:val="20"/>
           <w:u w:val="none"/>
         </w:rPr>
-        <w:instrText xml:space="preserve"> SEQ Photo \* ARABIC </w:instrText>
       </w:r>
       <w:r>
         <w:rPr>
@@ -3737,7 +3459,6 @@
           <w:szCs w:val="20"/>
           <w:u w:val="none"/>
         </w:rPr>
-        <w:fldChar w:fldCharType="separate"/>
       </w:r>
       <w:r>
         <w:rPr>
@@ -3753,7 +3474,6 @@
           <w:szCs w:val="20"/>
           <w:u w:val="none"/>
         </w:rPr>
-        <w:t>1</w:t>
       </w:r>
       <w:r>
         <w:rPr>
@@ -3769,7 +3489,6 @@
           <w:szCs w:val="20"/>
           <w:u w:val="none"/>
         </w:rPr>
-        <w:fldChar w:fldCharType="end"/>
       </w:r>
       <w:r>
         <w:rPr>
@@ -3785,7 +3504,6 @@
           <w:szCs w:val="20"/>
           <w:u w:val="none"/>
         </w:rPr>
-        <w:t>:</w:t>
       </w:r>
       <w:r>
         <w:rPr>
@@ -3799,7 +3517,6 @@
           <w:szCs w:val="20"/>
           <w:u w:val="none"/>
         </w:rPr>
-        <w:t xml:space="preserve"> </w:t>
       </w:r>
       <w:r>
         <w:rPr>
@@ -3812,7 +3529,6 @@
           <w:sz w:val="20"/>
           <w:szCs w:val="20"/>
         </w:rPr>
-        <w:t>RS test setup</w:t>
       </w:r>
       <w:r>
         <w:rPr>
@@ -3825,7 +3541,6 @@
           <w:sz w:val="20"/>
           <w:szCs w:val="20"/>
         </w:rPr>
-        <w:t>_Vertical_</w:t>
       </w:r>
       <w:r>
         <w:rPr>
@@ -3838,7 +3553,6 @@
           <w:sz w:val="20"/>
           <w:szCs w:val="20"/>
         </w:rPr>
-        <w:t xml:space="preserve">80 MHz </w:t>
       </w:r>
       <w:r>
         <w:rPr>
@@ -3851,7 +3565,6 @@
           <w:sz w:val="20"/>
           <w:szCs w:val="20"/>
         </w:rPr>
-        <w:t>-</w:t>
       </w:r>
       <w:r>
         <w:rPr>
@@ -3864,7 +3577,6 @@
           <w:sz w:val="20"/>
           <w:szCs w:val="20"/>
         </w:rPr>
-        <w:t xml:space="preserve"> 1GHz</w:t>
       </w:r>
       <w:bookmarkEnd w:id="135"/>
     </w:p>
@@ -3919,7 +3631,7 @@
           <w:szCs w:val="20"/>
           <w:u w:val="none"/>
         </w:rPr>
-        <w:t>Photo</w:t>
+        <w:t>{{ img_photo_2_caption }}</w:t>
       </w:r>
       <w:r>
         <w:rPr>
@@ -3933,7 +3645,6 @@
           <w:color w:val="auto"/>
           <w:u w:val="none"/>
         </w:rPr>
-        <w:t xml:space="preserve"> </w:t>
       </w:r>
       <w:r>
         <w:rPr>
@@ -3949,7 +3660,6 @@
           <w:szCs w:val="20"/>
           <w:u w:val="none"/>
         </w:rPr>
-        <w:fldChar w:fldCharType="begin"/>
       </w:r>
       <w:r>
         <w:rPr>
@@ -3965,7 +3675,6 @@
           <w:szCs w:val="20"/>
           <w:u w:val="none"/>
         </w:rPr>
-        <w:instrText xml:space="preserve"> SEQ Photo \* ARABIC </w:instrText>
       </w:r>
       <w:r>
         <w:rPr>
@@ -3981,7 +3690,6 @@
           <w:szCs w:val="20"/>
           <w:u w:val="none"/>
         </w:rPr>
-        <w:fldChar w:fldCharType="separate"/>
       </w:r>
       <w:r>
         <w:rPr>
@@ -3997,7 +3705,6 @@
           <w:szCs w:val="20"/>
           <w:u w:val="none"/>
         </w:rPr>
-        <w:t>2</w:t>
       </w:r>
       <w:r>
         <w:rPr>
@@ -4013,7 +3720,6 @@
           <w:szCs w:val="20"/>
           <w:u w:val="none"/>
         </w:rPr>
-        <w:fldChar w:fldCharType="end"/>
       </w:r>
       <w:r>
         <w:rPr>
@@ -4029,7 +3735,6 @@
           <w:szCs w:val="20"/>
           <w:u w:val="none"/>
         </w:rPr>
-        <w:t>:</w:t>
       </w:r>
       <w:r>
         <w:rPr>
@@ -4043,7 +3748,6 @@
           <w:szCs w:val="20"/>
           <w:u w:val="none"/>
         </w:rPr>
-        <w:t xml:space="preserve"> </w:t>
       </w:r>
       <w:r>
         <w:rPr>
@@ -4056,7 +3760,6 @@
           <w:sz w:val="20"/>
           <w:szCs w:val="20"/>
         </w:rPr>
-        <w:t>RS test setup</w:t>
       </w:r>
       <w:r>
         <w:rPr>
@@ -4069,7 +3772,6 @@
           <w:sz w:val="20"/>
           <w:szCs w:val="20"/>
         </w:rPr>
-        <w:t>_Horizontal_</w:t>
       </w:r>
       <w:r>
         <w:rPr>
@@ -4082,7 +3784,6 @@
           <w:sz w:val="20"/>
           <w:szCs w:val="20"/>
         </w:rPr>
-        <w:t xml:space="preserve">80 MHz </w:t>
       </w:r>
       <w:r>
         <w:rPr>
@@ -4095,7 +3796,6 @@
           <w:sz w:val="20"/>
           <w:szCs w:val="20"/>
         </w:rPr>
-        <w:t>-</w:t>
       </w:r>
       <w:r>
         <w:rPr>
@@ -4108,7 +3808,6 @@
           <w:sz w:val="20"/>
           <w:szCs w:val="20"/>
         </w:rPr>
-        <w:t xml:space="preserve"> 1GHz</w:t>
       </w:r>
       <w:bookmarkEnd w:id="136"/>
     </w:p>
@@ -4161,7 +3860,7 @@
           <w:szCs w:val="20"/>
           <w:u w:val="none"/>
         </w:rPr>
-        <w:t>Photo</w:t>
+        <w:t>{{ img_photo_3_caption }}</w:t>
       </w:r>
       <w:r>
         <w:rPr>
@@ -4175,7 +3874,6 @@
           <w:color w:val="auto"/>
           <w:u w:val="none"/>
         </w:rPr>
-        <w:t xml:space="preserve"> </w:t>
       </w:r>
       <w:r>
         <w:rPr>
@@ -4191,7 +3889,6 @@
           <w:szCs w:val="20"/>
           <w:u w:val="none"/>
         </w:rPr>
-        <w:fldChar w:fldCharType="begin"/>
       </w:r>
       <w:r>
         <w:rPr>
@@ -4207,7 +3904,6 @@
           <w:szCs w:val="20"/>
           <w:u w:val="none"/>
         </w:rPr>
-        <w:instrText xml:space="preserve"> SEQ Photo \* ARABIC </w:instrText>
       </w:r>
       <w:r>
         <w:rPr>
@@ -4223,7 +3919,6 @@
           <w:szCs w:val="20"/>
           <w:u w:val="none"/>
         </w:rPr>
-        <w:fldChar w:fldCharType="separate"/>
       </w:r>
       <w:r>
         <w:rPr>
@@ -4239,7 +3934,6 @@
           <w:szCs w:val="20"/>
           <w:u w:val="none"/>
         </w:rPr>
-        <w:t>3</w:t>
       </w:r>
       <w:r>
         <w:rPr>
@@ -4255,7 +3949,6 @@
           <w:szCs w:val="20"/>
           <w:u w:val="none"/>
         </w:rPr>
-        <w:fldChar w:fldCharType="end"/>
       </w:r>
       <w:r>
         <w:rPr>
@@ -4271,7 +3964,6 @@
           <w:szCs w:val="20"/>
           <w:u w:val="none"/>
         </w:rPr>
-        <w:t>:</w:t>
       </w:r>
       <w:r>
         <w:rPr>
@@ -4285,7 +3977,6 @@
           <w:szCs w:val="20"/>
           <w:u w:val="none"/>
         </w:rPr>
-        <w:t xml:space="preserve"> </w:t>
       </w:r>
       <w:r>
         <w:rPr>
@@ -4298,7 +3989,6 @@
           <w:sz w:val="20"/>
           <w:szCs w:val="20"/>
         </w:rPr>
-        <w:t>RS test setup</w:t>
       </w:r>
       <w:r>
         <w:rPr>
@@ -4311,7 +4001,6 @@
           <w:sz w:val="20"/>
           <w:szCs w:val="20"/>
         </w:rPr>
-        <w:t>_Vertical_</w:t>
       </w:r>
       <w:r>
         <w:rPr>
@@ -4324,7 +4013,6 @@
           <w:sz w:val="20"/>
           <w:szCs w:val="20"/>
         </w:rPr>
-        <w:t xml:space="preserve">1 GHz </w:t>
       </w:r>
       <w:r>
         <w:rPr>
@@ -4337,7 +4025,6 @@
           <w:sz w:val="20"/>
           <w:szCs w:val="20"/>
         </w:rPr>
-        <w:t>-</w:t>
       </w:r>
       <w:r>
         <w:rPr>
@@ -4350,7 +4037,6 @@
           <w:sz w:val="20"/>
           <w:szCs w:val="20"/>
         </w:rPr>
-        <w:t xml:space="preserve"> 6 GHz</w:t>
       </w:r>
       <w:bookmarkEnd w:id="137"/>
     </w:p>
@@ -4405,7 +4091,7 @@
           <w:szCs w:val="20"/>
           <w:u w:val="none"/>
         </w:rPr>
-        <w:t>Photo</w:t>
+        <w:t>{{ img_photo_4_caption }}</w:t>
       </w:r>
       <w:r>
         <w:rPr>
@@ -4419,7 +4105,6 @@
           <w:color w:val="auto"/>
           <w:u w:val="none"/>
         </w:rPr>
-        <w:t xml:space="preserve"> </w:t>
       </w:r>
       <w:r>
         <w:rPr>
@@ -4435,7 +4120,6 @@
           <w:szCs w:val="20"/>
           <w:u w:val="none"/>
         </w:rPr>
-        <w:fldChar w:fldCharType="begin"/>
       </w:r>
       <w:r>
         <w:rPr>
@@ -4451,7 +4135,6 @@
           <w:szCs w:val="20"/>
           <w:u w:val="none"/>
         </w:rPr>
-        <w:instrText xml:space="preserve"> SEQ Photo \* ARABIC </w:instrText>
       </w:r>
       <w:r>
         <w:rPr>
@@ -4467,7 +4150,6 @@
           <w:szCs w:val="20"/>
           <w:u w:val="none"/>
         </w:rPr>
-        <w:fldChar w:fldCharType="separate"/>
       </w:r>
       <w:r>
         <w:rPr>
@@ -4483,7 +4165,6 @@
           <w:szCs w:val="20"/>
           <w:u w:val="none"/>
         </w:rPr>
-        <w:t>4</w:t>
       </w:r>
       <w:r>
         <w:rPr>
@@ -4499,7 +4180,6 @@
           <w:szCs w:val="20"/>
           <w:u w:val="none"/>
         </w:rPr>
-        <w:fldChar w:fldCharType="end"/>
       </w:r>
       <w:r>
         <w:rPr>
@@ -4515,7 +4195,6 @@
           <w:szCs w:val="20"/>
           <w:u w:val="none"/>
         </w:rPr>
-        <w:t>:</w:t>
       </w:r>
       <w:r>
         <w:rPr>
@@ -4529,7 +4208,6 @@
           <w:szCs w:val="20"/>
           <w:u w:val="none"/>
         </w:rPr>
-        <w:t xml:space="preserve"> </w:t>
       </w:r>
       <w:r>
         <w:rPr>
@@ -4542,7 +4220,6 @@
           <w:sz w:val="20"/>
           <w:szCs w:val="20"/>
         </w:rPr>
-        <w:t>RS test setup</w:t>
       </w:r>
       <w:r>
         <w:rPr>
@@ -4555,7 +4232,6 @@
           <w:sz w:val="20"/>
           <w:szCs w:val="20"/>
         </w:rPr>
-        <w:t>_Horizontal_</w:t>
       </w:r>
       <w:r>
         <w:rPr>
@@ -4568,7 +4244,6 @@
           <w:sz w:val="20"/>
           <w:szCs w:val="20"/>
         </w:rPr>
-        <w:t xml:space="preserve">1 GHz </w:t>
       </w:r>
       <w:r>
         <w:rPr>
@@ -4581,7 +4256,6 @@
           <w:sz w:val="20"/>
           <w:szCs w:val="20"/>
         </w:rPr>
-        <w:t>-</w:t>
       </w:r>
       <w:r>
         <w:rPr>
@@ -4594,7 +4268,6 @@
           <w:sz w:val="20"/>
           <w:szCs w:val="20"/>
         </w:rPr>
-        <w:t xml:space="preserve"> 6 GHz</w:t>
       </w:r>
       <w:bookmarkEnd w:id="138"/>
     </w:p>

--- a/datasheet_gen/word_templates/RS_RI.docx
+++ b/datasheet_gen/word_templates/RS_RI.docx
@@ -1382,7 +1382,7 @@
           <w:p>
             <w:r/>
             <w:r>
-              <w:t>{{ frequency_range_col_1 }}</w:t>
+              <w:t>{{r frequency_range_col_1 }}</w:t>
             </w:r>
           </w:p>
         </w:tc>
@@ -1394,7 +1394,7 @@
           <w:p>
             <w:r/>
             <w:r>
-              <w:t>{{ frequency_range_col_2 }}</w:t>
+              <w:t>{{r frequency_range_col_2 }}</w:t>
             </w:r>
           </w:p>
         </w:tc>

--- a/datasheet_gen/word_templates/RS_RI.docx
+++ b/datasheet_gen/word_templates/RS_RI.docx
@@ -1885,12 +1885,22 @@
         <w:tc>
           <w:tcPr>
             <w:tcW w:w="5619" w:type="dxa"/>
-            <w:gridSpan w:val="2"/>
-            <w:vAlign w:val="center"/>
-          </w:tcPr>
-          <w:p>
-            <w:r>
-              <w:t>{{ eut_configuration }}</w:t>
+            <w:vAlign w:val="center"/>
+          </w:tcPr>
+          <w:p>
+            <w:r>
+              <w:t xml:space="preserve">{{r eut_configuration_col_1 }}</w:t>
+            </w:r>
+          </w:p>
+        </w:tc>
+        <w:tc>
+          <w:tcPr>
+            <w:tcW w:w="5619" w:type="dxa"/>
+            <w:vAlign w:val="center"/>
+          </w:tcPr>
+          <w:p>
+            <w:r>
+              <w:t xml:space="preserve">{{r eut_configuration_col_2 }}</w:t>
             </w:r>
           </w:p>
         </w:tc>
@@ -3229,7 +3239,7 @@
           <w:highlight w:val="yellow"/>
           <w:lang w:val="en-US"/>
         </w:rPr>
-        <w:t>A: No degradation was observed during the test based on the parameters monitored.</w:t>
+        <w:t xml:space="preserve">{%p for l in obs_legend %}</w:t>
       </w:r>
     </w:p>
     <w:p>
@@ -3250,7 +3260,7 @@
           <w:highlight w:val="yellow"/>
           <w:lang w:val="en-US"/>
         </w:rPr>
-        <w:t>B: Write the observation in case of not meeting the required criteria. If needed use more criteria such as B1, B2, B3, …etc. The EUT recovered automatically without manual intervention.</w:t>
+        <w:t xml:space="preserve">{{ l.code }}: {{ l.desc }}</w:t>
       </w:r>
     </w:p>
     <w:p>
@@ -3271,27 +3281,7 @@
           <w:highlight w:val="yellow"/>
           <w:lang w:val="en-US"/>
         </w:rPr>
-        <w:t>C: Write the observation in case of not meeting the required criteria. If needed use more criteria such as C1, C2, C3, ...etc. The EUT recovered after manual intervention.</w:t>
-      </w:r>
-    </w:p>
-    <w:p>
-      <w:pPr>
-        <w:spacing w:before="120" w:after="0"/>
-        <w:jc w:val="both"/>
-        <w:rPr>
-          <w:rFonts w:ascii="Arial" w:hAnsi="Arial" w:cs="Arial"/>
-          <w:bCs/>
-          <w:lang w:val="en-US"/>
-        </w:rPr>
-      </w:pPr>
-      <w:r>
-        <w:rPr>
-          <w:rFonts w:ascii="Arial" w:hAnsi="Arial" w:cs="Arial"/>
-          <w:bCs/>
-          <w:highlight w:val="yellow"/>
-          <w:lang w:val="en-US"/>
-        </w:rPr>
-        <w:t>D: Write the observation in case of not meeting the required criteria. If needed use more criteria such as D1, D2, D3, ...etc. The EUT got damaged permanently.</w:t>
+        <w:t xml:space="preserve">{%p endfor %}</w:t>
       </w:r>
     </w:p>
     <w:p>

--- a/datasheet_gen/word_templates/RS_RI.docx
+++ b/datasheet_gen/word_templates/RS_RI.docx
@@ -4082,6 +4082,647 @@
           <w:u w:val="none"/>
         </w:rPr>
         <w:t>{{ img_photo_4_caption }}</w:t>
+      </w:r>
+      <w:r>
+        <w:rPr>
+          <w:rStyle w:val="Hyperlink"/>
+          <w:rFonts w:ascii="Arial" w:hAnsi="Arial" w:cs="Arial"/>
+          <w:b/>
+          <w:bCs/>
+          <w:i w:val="0"/>
+          <w:iCs w:val="0"/>
+          <w:noProof/>
+          <w:color w:val="auto"/>
+          <w:u w:val="none"/>
+        </w:rPr>
+      </w:r>
+      <w:r>
+        <w:rPr>
+          <w:rStyle w:val="Hyperlink"/>
+          <w:rFonts w:ascii="Arial" w:hAnsi="Arial" w:cs="Arial"/>
+          <w:b/>
+          <w:bCs/>
+          <w:i w:val="0"/>
+          <w:iCs w:val="0"/>
+          <w:noProof/>
+          <w:color w:val="auto"/>
+          <w:sz w:val="20"/>
+          <w:szCs w:val="20"/>
+          <w:u w:val="none"/>
+        </w:rPr>
+      </w:r>
+      <w:r>
+        <w:rPr>
+          <w:rStyle w:val="Hyperlink"/>
+          <w:rFonts w:ascii="Arial" w:hAnsi="Arial" w:cs="Arial"/>
+          <w:b/>
+          <w:bCs/>
+          <w:i w:val="0"/>
+          <w:iCs w:val="0"/>
+          <w:noProof/>
+          <w:color w:val="auto"/>
+          <w:sz w:val="20"/>
+          <w:szCs w:val="20"/>
+          <w:u w:val="none"/>
+        </w:rPr>
+      </w:r>
+      <w:r>
+        <w:rPr>
+          <w:rStyle w:val="Hyperlink"/>
+          <w:rFonts w:ascii="Arial" w:hAnsi="Arial" w:cs="Arial"/>
+          <w:b/>
+          <w:bCs/>
+          <w:i w:val="0"/>
+          <w:iCs w:val="0"/>
+          <w:noProof/>
+          <w:color w:val="auto"/>
+          <w:sz w:val="20"/>
+          <w:szCs w:val="20"/>
+          <w:u w:val="none"/>
+        </w:rPr>
+      </w:r>
+      <w:r>
+        <w:rPr>
+          <w:rStyle w:val="Hyperlink"/>
+          <w:rFonts w:ascii="Arial" w:hAnsi="Arial" w:cs="Arial"/>
+          <w:b/>
+          <w:bCs/>
+          <w:i w:val="0"/>
+          <w:iCs w:val="0"/>
+          <w:noProof/>
+          <w:color w:val="auto"/>
+          <w:sz w:val="20"/>
+          <w:szCs w:val="20"/>
+          <w:u w:val="none"/>
+        </w:rPr>
+      </w:r>
+      <w:r>
+        <w:rPr>
+          <w:rStyle w:val="Hyperlink"/>
+          <w:rFonts w:ascii="Arial" w:hAnsi="Arial" w:cs="Arial"/>
+          <w:b/>
+          <w:bCs/>
+          <w:i w:val="0"/>
+          <w:iCs w:val="0"/>
+          <w:noProof/>
+          <w:color w:val="auto"/>
+          <w:sz w:val="20"/>
+          <w:szCs w:val="20"/>
+          <w:u w:val="none"/>
+        </w:rPr>
+      </w:r>
+      <w:r>
+        <w:rPr>
+          <w:rStyle w:val="Hyperlink"/>
+          <w:rFonts w:ascii="Arial" w:hAnsi="Arial" w:cs="Arial"/>
+          <w:b/>
+          <w:bCs/>
+          <w:i w:val="0"/>
+          <w:iCs w:val="0"/>
+          <w:noProof/>
+          <w:color w:val="auto"/>
+          <w:sz w:val="20"/>
+          <w:szCs w:val="20"/>
+          <w:u w:val="none"/>
+        </w:rPr>
+      </w:r>
+      <w:r>
+        <w:rPr>
+          <w:rStyle w:val="Hyperlink"/>
+          <w:rFonts w:ascii="Arial" w:hAnsi="Arial" w:cs="Arial"/>
+          <w:b/>
+          <w:bCs/>
+          <w:noProof/>
+          <w:color w:val="auto"/>
+          <w:sz w:val="20"/>
+          <w:szCs w:val="20"/>
+          <w:u w:val="none"/>
+        </w:rPr>
+      </w:r>
+      <w:r>
+        <w:rPr>
+          <w:rFonts w:ascii="Arial" w:hAnsi="Arial" w:cs="Arial"/>
+          <w:b/>
+          <w:bCs/>
+          <w:i w:val="0"/>
+          <w:iCs w:val="0"/>
+          <w:color w:val="auto"/>
+          <w:sz w:val="20"/>
+          <w:szCs w:val="20"/>
+        </w:rPr>
+      </w:r>
+      <w:r>
+        <w:rPr>
+          <w:rFonts w:ascii="Arial" w:hAnsi="Arial" w:cs="Arial"/>
+          <w:b/>
+          <w:bCs/>
+          <w:i w:val="0"/>
+          <w:iCs w:val="0"/>
+          <w:color w:val="auto"/>
+          <w:sz w:val="20"/>
+          <w:szCs w:val="20"/>
+        </w:rPr>
+      </w:r>
+      <w:r>
+        <w:rPr>
+          <w:rFonts w:ascii="Arial" w:hAnsi="Arial" w:cs="Arial"/>
+          <w:b/>
+          <w:bCs/>
+          <w:i w:val="0"/>
+          <w:iCs w:val="0"/>
+          <w:color w:val="auto"/>
+          <w:sz w:val="20"/>
+          <w:szCs w:val="20"/>
+        </w:rPr>
+      </w:r>
+      <w:r>
+        <w:rPr>
+          <w:rFonts w:ascii="Arial" w:hAnsi="Arial" w:cs="Arial"/>
+          <w:b/>
+          <w:bCs/>
+          <w:i w:val="0"/>
+          <w:iCs w:val="0"/>
+          <w:color w:val="auto"/>
+          <w:sz w:val="20"/>
+          <w:szCs w:val="20"/>
+        </w:rPr>
+      </w:r>
+      <w:r>
+        <w:rPr>
+          <w:rFonts w:ascii="Arial" w:hAnsi="Arial" w:cs="Arial"/>
+          <w:b/>
+          <w:bCs/>
+          <w:i w:val="0"/>
+          <w:iCs w:val="0"/>
+          <w:color w:val="auto"/>
+          <w:sz w:val="20"/>
+          <w:szCs w:val="20"/>
+        </w:rPr>
+      </w:r>
+      <w:bookmarkEnd w:id="138"/>
+    </w:p>
+    <w:p>
+      <w:pPr>
+        <w:pStyle w:val="Caption"/>
+        <w:spacing w:after="0" w:before="0"/>
+        <w:jc w:val="center"/>
+        <w:rPr>
+          <w:rFonts w:ascii="Arial" w:hAnsi="Arial" w:cs="Arial"/>
+          <w:b/>
+          <w:bCs/>
+          <w:i w:val="0"/>
+          <w:iCs w:val="0"/>
+          <w:color w:val="auto"/>
+          <w:sz w:val="20"/>
+          <w:szCs w:val="20"/>
+        </w:rPr>
+      </w:pPr>
+      <w:bookmarkStart w:id="138" w:name="_Toc225977186"/>
+      <w:r>
+        <w:rPr>
+          <w:rStyle w:val="Hyperlink"/>
+          <w:rFonts w:ascii="Arial" w:hAnsi="Arial" w:cs="Arial"/>
+          <w:b/>
+          <w:bCs/>
+          <w:i w:val="0"/>
+          <w:iCs w:val="0"/>
+          <w:noProof/>
+          <w:color w:val="auto"/>
+          <w:sz w:val="20"/>
+          <w:szCs w:val="20"/>
+          <w:u w:val="none"/>
+        </w:rPr>
+        <w:t>{%p for pic in re_extra_photos %}</w:t>
+      </w:r>
+      <w:r>
+        <w:rPr>
+          <w:rStyle w:val="Hyperlink"/>
+          <w:rFonts w:ascii="Arial" w:hAnsi="Arial" w:cs="Arial"/>
+          <w:b/>
+          <w:bCs/>
+          <w:i w:val="0"/>
+          <w:iCs w:val="0"/>
+          <w:noProof/>
+          <w:color w:val="auto"/>
+          <w:u w:val="none"/>
+        </w:rPr>
+      </w:r>
+      <w:r>
+        <w:rPr>
+          <w:rStyle w:val="Hyperlink"/>
+          <w:rFonts w:ascii="Arial" w:hAnsi="Arial" w:cs="Arial"/>
+          <w:b/>
+          <w:bCs/>
+          <w:i w:val="0"/>
+          <w:iCs w:val="0"/>
+          <w:noProof/>
+          <w:color w:val="auto"/>
+          <w:sz w:val="20"/>
+          <w:szCs w:val="20"/>
+          <w:u w:val="none"/>
+        </w:rPr>
+      </w:r>
+      <w:r>
+        <w:rPr>
+          <w:rStyle w:val="Hyperlink"/>
+          <w:rFonts w:ascii="Arial" w:hAnsi="Arial" w:cs="Arial"/>
+          <w:b/>
+          <w:bCs/>
+          <w:i w:val="0"/>
+          <w:iCs w:val="0"/>
+          <w:noProof/>
+          <w:color w:val="auto"/>
+          <w:sz w:val="20"/>
+          <w:szCs w:val="20"/>
+          <w:u w:val="none"/>
+        </w:rPr>
+      </w:r>
+      <w:r>
+        <w:rPr>
+          <w:rStyle w:val="Hyperlink"/>
+          <w:rFonts w:ascii="Arial" w:hAnsi="Arial" w:cs="Arial"/>
+          <w:b/>
+          <w:bCs/>
+          <w:i w:val="0"/>
+          <w:iCs w:val="0"/>
+          <w:noProof/>
+          <w:color w:val="auto"/>
+          <w:sz w:val="20"/>
+          <w:szCs w:val="20"/>
+          <w:u w:val="none"/>
+        </w:rPr>
+      </w:r>
+      <w:r>
+        <w:rPr>
+          <w:rStyle w:val="Hyperlink"/>
+          <w:rFonts w:ascii="Arial" w:hAnsi="Arial" w:cs="Arial"/>
+          <w:b/>
+          <w:bCs/>
+          <w:i w:val="0"/>
+          <w:iCs w:val="0"/>
+          <w:noProof/>
+          <w:color w:val="auto"/>
+          <w:sz w:val="20"/>
+          <w:szCs w:val="20"/>
+          <w:u w:val="none"/>
+        </w:rPr>
+      </w:r>
+      <w:r>
+        <w:rPr>
+          <w:rStyle w:val="Hyperlink"/>
+          <w:rFonts w:ascii="Arial" w:hAnsi="Arial" w:cs="Arial"/>
+          <w:b/>
+          <w:bCs/>
+          <w:i w:val="0"/>
+          <w:iCs w:val="0"/>
+          <w:noProof/>
+          <w:color w:val="auto"/>
+          <w:sz w:val="20"/>
+          <w:szCs w:val="20"/>
+          <w:u w:val="none"/>
+        </w:rPr>
+      </w:r>
+      <w:r>
+        <w:rPr>
+          <w:rStyle w:val="Hyperlink"/>
+          <w:rFonts w:ascii="Arial" w:hAnsi="Arial" w:cs="Arial"/>
+          <w:b/>
+          <w:bCs/>
+          <w:i w:val="0"/>
+          <w:iCs w:val="0"/>
+          <w:noProof/>
+          <w:color w:val="auto"/>
+          <w:sz w:val="20"/>
+          <w:szCs w:val="20"/>
+          <w:u w:val="none"/>
+        </w:rPr>
+      </w:r>
+      <w:r>
+        <w:rPr>
+          <w:rStyle w:val="Hyperlink"/>
+          <w:rFonts w:ascii="Arial" w:hAnsi="Arial" w:cs="Arial"/>
+          <w:b/>
+          <w:bCs/>
+          <w:noProof/>
+          <w:color w:val="auto"/>
+          <w:sz w:val="20"/>
+          <w:szCs w:val="20"/>
+          <w:u w:val="none"/>
+        </w:rPr>
+      </w:r>
+      <w:r>
+        <w:rPr>
+          <w:rFonts w:ascii="Arial" w:hAnsi="Arial" w:cs="Arial"/>
+          <w:b/>
+          <w:bCs/>
+          <w:i w:val="0"/>
+          <w:iCs w:val="0"/>
+          <w:color w:val="auto"/>
+          <w:sz w:val="20"/>
+          <w:szCs w:val="20"/>
+        </w:rPr>
+      </w:r>
+      <w:r>
+        <w:rPr>
+          <w:rFonts w:ascii="Arial" w:hAnsi="Arial" w:cs="Arial"/>
+          <w:b/>
+          <w:bCs/>
+          <w:i w:val="0"/>
+          <w:iCs w:val="0"/>
+          <w:color w:val="auto"/>
+          <w:sz w:val="20"/>
+          <w:szCs w:val="20"/>
+        </w:rPr>
+      </w:r>
+      <w:r>
+        <w:rPr>
+          <w:rFonts w:ascii="Arial" w:hAnsi="Arial" w:cs="Arial"/>
+          <w:b/>
+          <w:bCs/>
+          <w:i w:val="0"/>
+          <w:iCs w:val="0"/>
+          <w:color w:val="auto"/>
+          <w:sz w:val="20"/>
+          <w:szCs w:val="20"/>
+        </w:rPr>
+      </w:r>
+      <w:r>
+        <w:rPr>
+          <w:rFonts w:ascii="Arial" w:hAnsi="Arial" w:cs="Arial"/>
+          <w:b/>
+          <w:bCs/>
+          <w:i w:val="0"/>
+          <w:iCs w:val="0"/>
+          <w:color w:val="auto"/>
+          <w:sz w:val="20"/>
+          <w:szCs w:val="20"/>
+        </w:rPr>
+      </w:r>
+      <w:r>
+        <w:rPr>
+          <w:rFonts w:ascii="Arial" w:hAnsi="Arial" w:cs="Arial"/>
+          <w:b/>
+          <w:bCs/>
+          <w:i w:val="0"/>
+          <w:iCs w:val="0"/>
+          <w:color w:val="auto"/>
+          <w:sz w:val="20"/>
+          <w:szCs w:val="20"/>
+        </w:rPr>
+      </w:r>
+      <w:bookmarkEnd w:id="138"/>
+    </w:p>
+    <w:p>
+      <w:pPr>
+        <w:spacing w:before="0" w:after="0"/>
+      </w:pPr>
+      <w:r>
+        <w:t>{{ pic.img }}</w:t>
+      </w:r>
+    </w:p>
+    <w:p>
+      <w:pPr>
+        <w:pStyle w:val="Caption"/>
+        <w:spacing w:after="0" w:before="0"/>
+        <w:jc w:val="center"/>
+        <w:rPr>
+          <w:rFonts w:ascii="Arial" w:hAnsi="Arial" w:cs="Arial"/>
+          <w:b/>
+          <w:bCs/>
+          <w:i w:val="0"/>
+          <w:iCs w:val="0"/>
+          <w:color w:val="auto"/>
+          <w:sz w:val="20"/>
+          <w:szCs w:val="20"/>
+        </w:rPr>
+      </w:pPr>
+      <w:bookmarkStart w:id="138" w:name="_Toc225977186"/>
+      <w:r>
+        <w:rPr>
+          <w:rStyle w:val="Hyperlink"/>
+          <w:rFonts w:ascii="Arial" w:hAnsi="Arial" w:cs="Arial"/>
+          <w:b/>
+          <w:bCs/>
+          <w:i w:val="0"/>
+          <w:iCs w:val="0"/>
+          <w:noProof/>
+          <w:color w:val="auto"/>
+          <w:sz w:val="20"/>
+          <w:szCs w:val="20"/>
+          <w:u w:val="none"/>
+        </w:rPr>
+        <w:t>{{ pic.caption }}</w:t>
+      </w:r>
+      <w:r>
+        <w:rPr>
+          <w:rStyle w:val="Hyperlink"/>
+          <w:rFonts w:ascii="Arial" w:hAnsi="Arial" w:cs="Arial"/>
+          <w:b/>
+          <w:bCs/>
+          <w:i w:val="0"/>
+          <w:iCs w:val="0"/>
+          <w:noProof/>
+          <w:color w:val="auto"/>
+          <w:u w:val="none"/>
+        </w:rPr>
+      </w:r>
+      <w:r>
+        <w:rPr>
+          <w:rStyle w:val="Hyperlink"/>
+          <w:rFonts w:ascii="Arial" w:hAnsi="Arial" w:cs="Arial"/>
+          <w:b/>
+          <w:bCs/>
+          <w:i w:val="0"/>
+          <w:iCs w:val="0"/>
+          <w:noProof/>
+          <w:color w:val="auto"/>
+          <w:sz w:val="20"/>
+          <w:szCs w:val="20"/>
+          <w:u w:val="none"/>
+        </w:rPr>
+      </w:r>
+      <w:r>
+        <w:rPr>
+          <w:rStyle w:val="Hyperlink"/>
+          <w:rFonts w:ascii="Arial" w:hAnsi="Arial" w:cs="Arial"/>
+          <w:b/>
+          <w:bCs/>
+          <w:i w:val="0"/>
+          <w:iCs w:val="0"/>
+          <w:noProof/>
+          <w:color w:val="auto"/>
+          <w:sz w:val="20"/>
+          <w:szCs w:val="20"/>
+          <w:u w:val="none"/>
+        </w:rPr>
+      </w:r>
+      <w:r>
+        <w:rPr>
+          <w:rStyle w:val="Hyperlink"/>
+          <w:rFonts w:ascii="Arial" w:hAnsi="Arial" w:cs="Arial"/>
+          <w:b/>
+          <w:bCs/>
+          <w:i w:val="0"/>
+          <w:iCs w:val="0"/>
+          <w:noProof/>
+          <w:color w:val="auto"/>
+          <w:sz w:val="20"/>
+          <w:szCs w:val="20"/>
+          <w:u w:val="none"/>
+        </w:rPr>
+      </w:r>
+      <w:r>
+        <w:rPr>
+          <w:rStyle w:val="Hyperlink"/>
+          <w:rFonts w:ascii="Arial" w:hAnsi="Arial" w:cs="Arial"/>
+          <w:b/>
+          <w:bCs/>
+          <w:i w:val="0"/>
+          <w:iCs w:val="0"/>
+          <w:noProof/>
+          <w:color w:val="auto"/>
+          <w:sz w:val="20"/>
+          <w:szCs w:val="20"/>
+          <w:u w:val="none"/>
+        </w:rPr>
+      </w:r>
+      <w:r>
+        <w:rPr>
+          <w:rStyle w:val="Hyperlink"/>
+          <w:rFonts w:ascii="Arial" w:hAnsi="Arial" w:cs="Arial"/>
+          <w:b/>
+          <w:bCs/>
+          <w:i w:val="0"/>
+          <w:iCs w:val="0"/>
+          <w:noProof/>
+          <w:color w:val="auto"/>
+          <w:sz w:val="20"/>
+          <w:szCs w:val="20"/>
+          <w:u w:val="none"/>
+        </w:rPr>
+      </w:r>
+      <w:r>
+        <w:rPr>
+          <w:rStyle w:val="Hyperlink"/>
+          <w:rFonts w:ascii="Arial" w:hAnsi="Arial" w:cs="Arial"/>
+          <w:b/>
+          <w:bCs/>
+          <w:i w:val="0"/>
+          <w:iCs w:val="0"/>
+          <w:noProof/>
+          <w:color w:val="auto"/>
+          <w:sz w:val="20"/>
+          <w:szCs w:val="20"/>
+          <w:u w:val="none"/>
+        </w:rPr>
+      </w:r>
+      <w:r>
+        <w:rPr>
+          <w:rStyle w:val="Hyperlink"/>
+          <w:rFonts w:ascii="Arial" w:hAnsi="Arial" w:cs="Arial"/>
+          <w:b/>
+          <w:bCs/>
+          <w:noProof/>
+          <w:color w:val="auto"/>
+          <w:sz w:val="20"/>
+          <w:szCs w:val="20"/>
+          <w:u w:val="none"/>
+        </w:rPr>
+      </w:r>
+      <w:r>
+        <w:rPr>
+          <w:rFonts w:ascii="Arial" w:hAnsi="Arial" w:cs="Arial"/>
+          <w:b/>
+          <w:bCs/>
+          <w:i w:val="0"/>
+          <w:iCs w:val="0"/>
+          <w:color w:val="auto"/>
+          <w:sz w:val="20"/>
+          <w:szCs w:val="20"/>
+        </w:rPr>
+      </w:r>
+      <w:r>
+        <w:rPr>
+          <w:rFonts w:ascii="Arial" w:hAnsi="Arial" w:cs="Arial"/>
+          <w:b/>
+          <w:bCs/>
+          <w:i w:val="0"/>
+          <w:iCs w:val="0"/>
+          <w:color w:val="auto"/>
+          <w:sz w:val="20"/>
+          <w:szCs w:val="20"/>
+        </w:rPr>
+      </w:r>
+      <w:r>
+        <w:rPr>
+          <w:rFonts w:ascii="Arial" w:hAnsi="Arial" w:cs="Arial"/>
+          <w:b/>
+          <w:bCs/>
+          <w:i w:val="0"/>
+          <w:iCs w:val="0"/>
+          <w:color w:val="auto"/>
+          <w:sz w:val="20"/>
+          <w:szCs w:val="20"/>
+        </w:rPr>
+      </w:r>
+      <w:r>
+        <w:rPr>
+          <w:rFonts w:ascii="Arial" w:hAnsi="Arial" w:cs="Arial"/>
+          <w:b/>
+          <w:bCs/>
+          <w:i w:val="0"/>
+          <w:iCs w:val="0"/>
+          <w:color w:val="auto"/>
+          <w:sz w:val="20"/>
+          <w:szCs w:val="20"/>
+        </w:rPr>
+      </w:r>
+      <w:r>
+        <w:rPr>
+          <w:rFonts w:ascii="Arial" w:hAnsi="Arial" w:cs="Arial"/>
+          <w:b/>
+          <w:bCs/>
+          <w:i w:val="0"/>
+          <w:iCs w:val="0"/>
+          <w:color w:val="auto"/>
+          <w:sz w:val="20"/>
+          <w:szCs w:val="20"/>
+        </w:rPr>
+      </w:r>
+      <w:bookmarkEnd w:id="138"/>
+    </w:p>
+    <w:p>
+      <w:pPr>
+        <w:pStyle w:val="Caption"/>
+        <w:spacing w:after="0" w:before="0"/>
+        <w:jc w:val="center"/>
+        <w:rPr>
+          <w:rFonts w:ascii="Arial" w:hAnsi="Arial" w:cs="Arial"/>
+          <w:b/>
+          <w:bCs/>
+          <w:i w:val="0"/>
+          <w:iCs w:val="0"/>
+          <w:color w:val="auto"/>
+          <w:sz w:val="20"/>
+          <w:szCs w:val="20"/>
+        </w:rPr>
+      </w:pPr>
+      <w:bookmarkStart w:id="138" w:name="_Toc225977186"/>
+      <w:r>
+        <w:rPr>
+          <w:rStyle w:val="Hyperlink"/>
+          <w:rFonts w:ascii="Arial" w:hAnsi="Arial" w:cs="Arial"/>
+          <w:b/>
+          <w:bCs/>
+          <w:i w:val="0"/>
+          <w:iCs w:val="0"/>
+          <w:noProof/>
+          <w:color w:val="auto"/>
+          <w:sz w:val="20"/>
+          <w:szCs w:val="20"/>
+          <w:u w:val="none"/>
+        </w:rPr>
+        <w:t>{%p endfor %}</w:t>
       </w:r>
       <w:r>
         <w:rPr>
